--- a/reports/projects/3.1.1_Report.docx
+++ b/reports/projects/3.1.1_Report.docx
@@ -405,7 +405,7 @@
                 <w:sz w:val="20"/>
                 <w:szCs w:val="20"/>
               </w:rPr>
-              <w:t xml:space="preserve">KPI Metric</w:t>
+              <w:t xml:space="preserve">KPI Current</w:t>
             </w:r>
           </w:p>
         </w:tc>
@@ -475,7 +475,147 @@
                 <w:sz w:val="20"/>
                 <w:szCs w:val="20"/>
               </w:rPr>
-              <w:t xml:space="preserve">25-26 Goal</w:t>
+              <w:t xml:space="preserve">2030 Goal</w:t>
+            </w:r>
+          </w:p>
+        </w:tc>
+        <w:tc>
+          <w:tcPr>
+            <w:tcW w:type="dxa" w:w="7200"/>
+            <w:tcBorders>
+              <w:top w:val="single" w:color="CCCCCC" w:sz="1"/>
+              <w:left w:val="single" w:color="CCCCCC" w:sz="1"/>
+              <w:bottom w:val="single" w:color="CCCCCC" w:sz="1"/>
+              <w:right w:val="single" w:color="CCCCCC" w:sz="1"/>
+            </w:tcBorders>
+            <w:shd w:fill="FFFFFF" w:val="clear"/>
+            <w:tcMar>
+              <w:top w:type="dxa" w:w="60"/>
+              <w:left w:type="dxa" w:w="100"/>
+              <w:bottom w:type="dxa" w:w="60"/>
+              <w:right w:type="dxa" w:w="100"/>
+            </w:tcMar>
+          </w:tcPr>
+          <w:p>
+            <w:pPr>
+              <w:jc w:val="left"/>
+            </w:pPr>
+            <w:r>
+              <w:rPr>
+                <w:rFonts w:ascii="Cambria" w:cs="Cambria" w:eastAsia="Cambria" w:hAnsi="Cambria"/>
+                <w:b w:val="false"/>
+                <w:bCs w:val="false"/>
+                <w:color w:val="0A2240"/>
+                <w:sz w:val="20"/>
+                <w:szCs w:val="20"/>
+              </w:rPr>
+              <w:t xml:space="preserve">160,000</w:t>
+            </w:r>
+          </w:p>
+        </w:tc>
+      </w:tr>
+      <w:tr>
+        <w:tc>
+          <w:tcPr>
+            <w:tcW w:type="dxa" w:w="3600"/>
+            <w:tcBorders>
+              <w:top w:val="single" w:color="CCCCCC" w:sz="1"/>
+              <w:left w:val="single" w:color="CCCCCC" w:sz="1"/>
+              <w:bottom w:val="single" w:color="CCCCCC" w:sz="1"/>
+              <w:right w:val="single" w:color="CCCCCC" w:sz="1"/>
+            </w:tcBorders>
+            <w:shd w:fill="F0F0F0" w:val="clear"/>
+            <w:tcMar>
+              <w:top w:type="dxa" w:w="60"/>
+              <w:left w:type="dxa" w:w="100"/>
+              <w:bottom w:type="dxa" w:w="60"/>
+              <w:right w:type="dxa" w:w="100"/>
+            </w:tcMar>
+          </w:tcPr>
+          <w:p>
+            <w:pPr>
+              <w:jc w:val="left"/>
+            </w:pPr>
+            <w:r>
+              <w:rPr>
+                <w:rFonts w:ascii="Cambria" w:cs="Cambria" w:eastAsia="Cambria" w:hAnsi="Cambria"/>
+                <w:b/>
+                <w:bCs/>
+                <w:color w:val="163A5F"/>
+                <w:sz w:val="20"/>
+                <w:szCs w:val="20"/>
+              </w:rPr>
+              <w:t xml:space="preserve">2030 Stretch</w:t>
+            </w:r>
+          </w:p>
+        </w:tc>
+        <w:tc>
+          <w:tcPr>
+            <w:tcW w:type="dxa" w:w="7200"/>
+            <w:tcBorders>
+              <w:top w:val="single" w:color="CCCCCC" w:sz="1"/>
+              <w:left w:val="single" w:color="CCCCCC" w:sz="1"/>
+              <w:bottom w:val="single" w:color="CCCCCC" w:sz="1"/>
+              <w:right w:val="single" w:color="CCCCCC" w:sz="1"/>
+            </w:tcBorders>
+            <w:shd w:fill="F0F0F0" w:val="clear"/>
+            <w:tcMar>
+              <w:top w:type="dxa" w:w="60"/>
+              <w:left w:type="dxa" w:w="100"/>
+              <w:bottom w:type="dxa" w:w="60"/>
+              <w:right w:type="dxa" w:w="100"/>
+            </w:tcMar>
+          </w:tcPr>
+          <w:p>
+            <w:pPr>
+              <w:jc w:val="left"/>
+            </w:pPr>
+            <w:r>
+              <w:rPr>
+                <w:rFonts w:ascii="Cambria" w:cs="Cambria" w:eastAsia="Cambria" w:hAnsi="Cambria"/>
+                <w:b w:val="false"/>
+                <w:bCs w:val="false"/>
+                <w:color w:val="C9A84C"/>
+                <w:sz w:val="20"/>
+                <w:szCs w:val="20"/>
+              </w:rPr>
+              <w:t xml:space="preserve">283,000</w:t>
+            </w:r>
+          </w:p>
+        </w:tc>
+      </w:tr>
+      <w:tr>
+        <w:tc>
+          <w:tcPr>
+            <w:tcW w:type="dxa" w:w="3600"/>
+            <w:tcBorders>
+              <w:top w:val="single" w:color="CCCCCC" w:sz="1"/>
+              <w:left w:val="single" w:color="CCCCCC" w:sz="1"/>
+              <w:bottom w:val="single" w:color="CCCCCC" w:sz="1"/>
+              <w:right w:val="single" w:color="CCCCCC" w:sz="1"/>
+            </w:tcBorders>
+            <w:shd w:fill="FFFFFF" w:val="clear"/>
+            <w:tcMar>
+              <w:top w:type="dxa" w:w="60"/>
+              <w:left w:type="dxa" w:w="100"/>
+              <w:bottom w:type="dxa" w:w="60"/>
+              <w:right w:type="dxa" w:w="100"/>
+            </w:tcMar>
+          </w:tcPr>
+          <w:p>
+            <w:pPr>
+              <w:jc w:val="left"/>
+            </w:pPr>
+            <w:r>
+              <w:rPr>
+                <w:rFonts w:ascii="Cambria" w:cs="Cambria" w:eastAsia="Cambria" w:hAnsi="Cambria"/>
+                <w:b/>
+                <w:bCs/>
+                <w:color w:val="163A5F"/>
+                <w:sz w:val="20"/>
+                <w:szCs w:val="20"/>
+              </w:rPr>
+              <w:t xml:space="preserve">25-26</w:t>
             </w:r>
           </w:p>
         </w:tc>
@@ -509,7 +649,7 @@
                 <w:sz w:val="20"/>
                 <w:szCs w:val="20"/>
               </w:rPr>
-              <w:t xml:space="preserve">9,500</w:t>
+              <w:t xml:space="preserve">21,552/9,500</w:t>
             </w:r>
           </w:p>
         </w:tc>
@@ -545,7 +685,7 @@
                 <w:sz w:val="20"/>
                 <w:szCs w:val="20"/>
               </w:rPr>
-              <w:t xml:space="preserve">25-26 Stretch</w:t>
+              <w:t xml:space="preserve">26-27</w:t>
             </w:r>
           </w:p>
         </w:tc>
@@ -575,11 +715,11 @@
                 <w:rFonts w:ascii="Cambria" w:cs="Cambria" w:eastAsia="Cambria" w:hAnsi="Cambria"/>
                 <w:b w:val="false"/>
                 <w:bCs w:val="false"/>
-                <w:color w:val="C9A84C"/>
-                <w:sz w:val="20"/>
-                <w:szCs w:val="20"/>
-              </w:rPr>
-              <w:t xml:space="preserve">39,000</w:t>
+                <w:color w:val="333333"/>
+                <w:sz w:val="20"/>
+                <w:szCs w:val="20"/>
+              </w:rPr>
+              <w:t xml:space="preserve">21,552/47,500</w:t>
             </w:r>
           </w:p>
         </w:tc>
@@ -615,7 +755,7 @@
                 <w:sz w:val="20"/>
                 <w:szCs w:val="20"/>
               </w:rPr>
-              <w:t xml:space="preserve">26-27 Goal</w:t>
+              <w:t xml:space="preserve">27-28</w:t>
             </w:r>
           </w:p>
         </w:tc>
@@ -649,7 +789,7 @@
                 <w:sz w:val="20"/>
                 <w:szCs w:val="20"/>
               </w:rPr>
-              <w:t xml:space="preserve">47,500</w:t>
+              <w:t xml:space="preserve">21,552/82,500</w:t>
             </w:r>
           </w:p>
         </w:tc>
@@ -685,7 +825,7 @@
                 <w:sz w:val="20"/>
                 <w:szCs w:val="20"/>
               </w:rPr>
-              <w:t xml:space="preserve">27-28 Goal</w:t>
+              <w:t xml:space="preserve">28-29</w:t>
             </w:r>
           </w:p>
         </w:tc>
@@ -719,7 +859,7 @@
                 <w:sz w:val="20"/>
                 <w:szCs w:val="20"/>
               </w:rPr>
-              <w:t xml:space="preserve">82,500</w:t>
+              <w:t xml:space="preserve">21,552/122,500</w:t>
             </w:r>
           </w:p>
         </w:tc>
@@ -755,7 +895,7 @@
                 <w:sz w:val="20"/>
                 <w:szCs w:val="20"/>
               </w:rPr>
-              <w:t xml:space="preserve">28-29 Goal</w:t>
+              <w:t xml:space="preserve">29-30</w:t>
             </w:r>
           </w:p>
         </w:tc>
@@ -789,77 +929,7 @@
                 <w:sz w:val="20"/>
                 <w:szCs w:val="20"/>
               </w:rPr>
-              <w:t xml:space="preserve">122,500</w:t>
-            </w:r>
-          </w:p>
-        </w:tc>
-      </w:tr>
-      <w:tr>
-        <w:tc>
-          <w:tcPr>
-            <w:tcW w:type="dxa" w:w="3600"/>
-            <w:tcBorders>
-              <w:top w:val="single" w:color="CCCCCC" w:sz="1"/>
-              <w:left w:val="single" w:color="CCCCCC" w:sz="1"/>
-              <w:bottom w:val="single" w:color="CCCCCC" w:sz="1"/>
-              <w:right w:val="single" w:color="CCCCCC" w:sz="1"/>
-            </w:tcBorders>
-            <w:shd w:fill="F0F0F0" w:val="clear"/>
-            <w:tcMar>
-              <w:top w:type="dxa" w:w="60"/>
-              <w:left w:type="dxa" w:w="100"/>
-              <w:bottom w:type="dxa" w:w="60"/>
-              <w:right w:type="dxa" w:w="100"/>
-            </w:tcMar>
-          </w:tcPr>
-          <w:p>
-            <w:pPr>
-              <w:jc w:val="left"/>
-            </w:pPr>
-            <w:r>
-              <w:rPr>
-                <w:rFonts w:ascii="Cambria" w:cs="Cambria" w:eastAsia="Cambria" w:hAnsi="Cambria"/>
-                <w:b/>
-                <w:bCs/>
-                <w:color w:val="163A5F"/>
-                <w:sz w:val="20"/>
-                <w:szCs w:val="20"/>
-              </w:rPr>
-              <w:t xml:space="preserve">29-30 Goal (Vision 2030)</w:t>
-            </w:r>
-          </w:p>
-        </w:tc>
-        <w:tc>
-          <w:tcPr>
-            <w:tcW w:type="dxa" w:w="7200"/>
-            <w:tcBorders>
-              <w:top w:val="single" w:color="CCCCCC" w:sz="1"/>
-              <w:left w:val="single" w:color="CCCCCC" w:sz="1"/>
-              <w:bottom w:val="single" w:color="CCCCCC" w:sz="1"/>
-              <w:right w:val="single" w:color="CCCCCC" w:sz="1"/>
-            </w:tcBorders>
-            <w:shd w:fill="F0F0F0" w:val="clear"/>
-            <w:tcMar>
-              <w:top w:type="dxa" w:w="60"/>
-              <w:left w:type="dxa" w:w="100"/>
-              <w:bottom w:type="dxa" w:w="60"/>
-              <w:right w:type="dxa" w:w="100"/>
-            </w:tcMar>
-          </w:tcPr>
-          <w:p>
-            <w:pPr>
-              <w:jc w:val="left"/>
-            </w:pPr>
-            <w:r>
-              <w:rPr>
-                <w:rFonts w:ascii="Cambria" w:cs="Cambria" w:eastAsia="Cambria" w:hAnsi="Cambria"/>
-                <w:b w:val="false"/>
-                <w:bCs w:val="false"/>
-                <w:color w:val="333333"/>
-                <w:sz w:val="20"/>
-                <w:szCs w:val="20"/>
-              </w:rPr>
-              <w:t xml:space="preserve">160,000</w:t>
+              <w:t xml:space="preserve">21,552/160,000</w:t>
             </w:r>
           </w:p>
         </w:tc>

--- a/reports/projects/3.1.1_Report.docx
+++ b/reports/projects/3.1.1_Report.docx
@@ -1012,7 +1012,7 @@
           <w:sz w:val="21"/>
           <w:szCs w:val="21"/>
         </w:rPr>
-        <w:t xml:space="preserve">360000</w:t>
+        <w:t xml:space="preserve">22149 cumulative working adults and others offered some form of CPL as of 4/7/2026 per the CPL Dashboard. Exceeds the 2025-26 annual target of 95,000.</w:t>
       </w:r>
     </w:p>
     <w:p>
@@ -1383,7 +1383,7 @@
                 <w:sz w:val="18"/>
                 <w:szCs w:val="18"/>
               </w:rPr>
-              <w:t xml:space="preserve">360000</w:t>
+              <w:t xml:space="preserve">22149 cumulative working adults and others offered some form of CPL as of 4/7/2026 per the CPL Dashboard. Exceeds the 2025-26 annual target of 95,000.</w:t>
             </w:r>
           </w:p>
         </w:tc>

--- a/reports/projects/3.1.1_Report.docx
+++ b/reports/projects/3.1.1_Report.docx
@@ -75,7 +75,7 @@
           <w:sz w:val="19"/>
           <w:szCs w:val="19"/>
         </w:rPr>
-        <w:t xml:space="preserve">April 8, 2026</w:t>
+        <w:t xml:space="preserve">April 14, 2026</w:t>
       </w:r>
     </w:p>
     <w:tbl>
@@ -1460,7 +1460,7 @@
         <w:sz w:val="14"/>
         <w:szCs w:val="14"/>
       </w:rPr>
-      <w:t xml:space="preserve">Generated April 8, 2026  |  California Community Colleges  |  MAP Initiative</w:t>
+      <w:t xml:space="preserve">Generated April 14, 2026  |  California Community Colleges  |  MAP Initiative</w:t>
     </w:r>
     <w:r>
       <w:rPr>

--- a/reports/projects/3.1.1_Report.docx
+++ b/reports/projects/3.1.1_Report.docx
@@ -13,14 +13,14 @@
       </w:pPr>
       <w:r>
         <w:rPr>
-          <w:rFonts w:ascii="Cambria" w:cs="Cambria" w:eastAsia="Cambria" w:hAnsi="Cambria"/>
           <w:b/>
           <w:bCs/>
           <w:color w:val="0A2240"/>
           <w:sz w:val="32"/>
           <w:szCs w:val="32"/>
+          <w:rFonts w:ascii="Cambria" w:cs="Cambria" w:eastAsia="Cambria" w:hAnsi="Cambria"/>
         </w:rPr>
-        <w:t xml:space="preserve">3.1.1  CPL Offers &amp; Awards Tracking</w:t>
+        <w:t xml:space="preserve">3.1.1  CPL Offers &amp; Awards Tracking — Working Adults</w:t>
       </w:r>
     </w:p>
     <w:p>
@@ -30,23 +30,23 @@
       </w:pPr>
       <w:r>
         <w:rPr>
-          <w:rFonts w:ascii="Cambria" w:cs="Cambria" w:eastAsia="Cambria" w:hAnsi="Cambria"/>
           <w:b/>
           <w:bCs/>
           <w:color w:val="2A7D4F"/>
           <w:sz w:val="24"/>
           <w:szCs w:val="24"/>
+          <w:rFonts w:ascii="Cambria" w:cs="Cambria" w:eastAsia="Cambria" w:hAnsi="Cambria"/>
         </w:rPr>
         <w:t xml:space="preserve">✔ Goal Met  </w:t>
       </w:r>
       <w:r>
         <w:rPr>
-          <w:rFonts w:ascii="Cambria" w:cs="Cambria" w:eastAsia="Cambria" w:hAnsi="Cambria"/>
           <w:b/>
           <w:bCs/>
           <w:color w:val="C9A84C"/>
           <w:sz w:val="24"/>
           <w:szCs w:val="24"/>
+          <w:rFonts w:ascii="Cambria" w:cs="Cambria" w:eastAsia="Cambria" w:hAnsi="Cambria"/>
         </w:rPr>
         <w:t xml:space="preserve">★ Stretch Met</w:t>
       </w:r>
@@ -61,21 +61,21 @@
       </w:pPr>
       <w:r>
         <w:rPr>
-          <w:rFonts w:ascii="Cambria" w:cs="Cambria" w:eastAsia="Cambria" w:hAnsi="Cambria"/>
           <w:color w:val="666666"/>
           <w:sz w:val="19"/>
           <w:szCs w:val="19"/>
+          <w:rFonts w:ascii="Cambria" w:cs="Cambria" w:eastAsia="Cambria" w:hAnsi="Cambria"/>
         </w:rPr>
         <w:t xml:space="preserve">Activity 3: CPL Data Infrastructure  |  Goal 2  |  </w:t>
       </w:r>
       <w:r>
         <w:rPr>
-          <w:rFonts w:ascii="Cambria" w:cs="Cambria" w:eastAsia="Cambria" w:hAnsi="Cambria"/>
           <w:color w:val="666666"/>
           <w:sz w:val="19"/>
           <w:szCs w:val="19"/>
+          <w:rFonts w:ascii="Cambria" w:cs="Cambria" w:eastAsia="Cambria" w:hAnsi="Cambria"/>
         </w:rPr>
-        <w:t xml:space="preserve">April 14, 2026</w:t>
+        <w:t xml:space="preserve">July 2, 2026</w:t>
       </w:r>
     </w:p>
     <w:tbl>
@@ -118,12 +118,12 @@
             </w:pPr>
             <w:r>
               <w:rPr>
-                <w:rFonts w:ascii="Cambria" w:cs="Cambria" w:eastAsia="Cambria" w:hAnsi="Cambria"/>
                 <w:b/>
                 <w:bCs/>
                 <w:color w:val="163A5F"/>
                 <w:sz w:val="20"/>
                 <w:szCs w:val="20"/>
+                <w:rFonts w:ascii="Cambria" w:cs="Cambria" w:eastAsia="Cambria" w:hAnsi="Cambria"/>
               </w:rPr>
               <w:t xml:space="preserve">Status</w:t>
             </w:r>
@@ -152,12 +152,12 @@
             </w:pPr>
             <w:r>
               <w:rPr>
-                <w:rFonts w:ascii="Cambria" w:cs="Cambria" w:eastAsia="Cambria" w:hAnsi="Cambria"/>
                 <w:b/>
                 <w:bCs/>
                 <w:color w:val="2A7D4F"/>
                 <w:sz w:val="20"/>
                 <w:szCs w:val="20"/>
+                <w:rFonts w:ascii="Cambria" w:cs="Cambria" w:eastAsia="Cambria" w:hAnsi="Cambria"/>
               </w:rPr>
               <w:t xml:space="preserve">Stretch Met</w:t>
             </w:r>
@@ -188,12 +188,12 @@
             </w:pPr>
             <w:r>
               <w:rPr>
-                <w:rFonts w:ascii="Cambria" w:cs="Cambria" w:eastAsia="Cambria" w:hAnsi="Cambria"/>
                 <w:b/>
                 <w:bCs/>
                 <w:color w:val="163A5F"/>
                 <w:sz w:val="20"/>
                 <w:szCs w:val="20"/>
+                <w:rFonts w:ascii="Cambria" w:cs="Cambria" w:eastAsia="Cambria" w:hAnsi="Cambria"/>
               </w:rPr>
               <w:t xml:space="preserve">Progress</w:t>
             </w:r>
@@ -222,12 +222,12 @@
             </w:pPr>
             <w:r>
               <w:rPr>
-                <w:rFonts w:ascii="Cambria" w:cs="Cambria" w:eastAsia="Cambria" w:hAnsi="Cambria"/>
                 <w:b/>
                 <w:bCs/>
                 <w:color w:val="2A7D4F"/>
                 <w:sz w:val="20"/>
                 <w:szCs w:val="20"/>
+                <w:rFonts w:ascii="Cambria" w:cs="Cambria" w:eastAsia="Cambria" w:hAnsi="Cambria"/>
               </w:rPr>
               <w:t xml:space="preserve">85%</w:t>
             </w:r>
@@ -258,12 +258,12 @@
             </w:pPr>
             <w:r>
               <w:rPr>
-                <w:rFonts w:ascii="Cambria" w:cs="Cambria" w:eastAsia="Cambria" w:hAnsi="Cambria"/>
                 <w:b/>
                 <w:bCs/>
                 <w:color w:val="163A5F"/>
                 <w:sz w:val="20"/>
                 <w:szCs w:val="20"/>
+                <w:rFonts w:ascii="Cambria" w:cs="Cambria" w:eastAsia="Cambria" w:hAnsi="Cambria"/>
               </w:rPr>
               <w:t xml:space="preserve">Lead</w:t>
             </w:r>
@@ -292,12 +292,12 @@
             </w:pPr>
             <w:r>
               <w:rPr>
-                <w:rFonts w:ascii="Cambria" w:cs="Cambria" w:eastAsia="Cambria" w:hAnsi="Cambria"/>
                 <w:b w:val="false"/>
                 <w:bCs w:val="false"/>
                 <w:color w:val="333333"/>
                 <w:sz w:val="20"/>
                 <w:szCs w:val="20"/>
+                <w:rFonts w:ascii="Cambria" w:cs="Cambria" w:eastAsia="Cambria" w:hAnsi="Cambria"/>
               </w:rPr>
               <w:t xml:space="preserve">Samuel Lee / Crystal Nasio</w:t>
             </w:r>
@@ -328,12 +328,12 @@
             </w:pPr>
             <w:r>
               <w:rPr>
-                <w:rFonts w:ascii="Cambria" w:cs="Cambria" w:eastAsia="Cambria" w:hAnsi="Cambria"/>
                 <w:b/>
                 <w:bCs/>
                 <w:color w:val="163A5F"/>
                 <w:sz w:val="20"/>
                 <w:szCs w:val="20"/>
+                <w:rFonts w:ascii="Cambria" w:cs="Cambria" w:eastAsia="Cambria" w:hAnsi="Cambria"/>
               </w:rPr>
               <w:t xml:space="preserve">Budget</w:t>
             </w:r>
@@ -362,12 +362,12 @@
             </w:pPr>
             <w:r>
               <w:rPr>
-                <w:rFonts w:ascii="Cambria" w:cs="Cambria" w:eastAsia="Cambria" w:hAnsi="Cambria"/>
                 <w:b w:val="false"/>
                 <w:bCs w:val="false"/>
                 <w:color w:val="333333"/>
                 <w:sz w:val="20"/>
                 <w:szCs w:val="20"/>
+                <w:rFonts w:ascii="Cambria" w:cs="Cambria" w:eastAsia="Cambria" w:hAnsi="Cambria"/>
               </w:rPr>
               <w:t xml:space="preserve">Included in operations (CPL Operations (ongoing $5M))</w:t>
             </w:r>
@@ -398,12 +398,12 @@
             </w:pPr>
             <w:r>
               <w:rPr>
-                <w:rFonts w:ascii="Cambria" w:cs="Cambria" w:eastAsia="Cambria" w:hAnsi="Cambria"/>
                 <w:b/>
                 <w:bCs/>
                 <w:color w:val="163A5F"/>
                 <w:sz w:val="20"/>
                 <w:szCs w:val="20"/>
+                <w:rFonts w:ascii="Cambria" w:cs="Cambria" w:eastAsia="Cambria" w:hAnsi="Cambria"/>
               </w:rPr>
               <w:t xml:space="preserve">KPI Current</w:t>
             </w:r>
@@ -432,12 +432,12 @@
             </w:pPr>
             <w:r>
               <w:rPr>
-                <w:rFonts w:ascii="Cambria" w:cs="Cambria" w:eastAsia="Cambria" w:hAnsi="Cambria"/>
                 <w:b w:val="false"/>
                 <w:bCs w:val="false"/>
                 <w:color w:val="0A2240"/>
                 <w:sz w:val="20"/>
                 <w:szCs w:val="20"/>
+                <w:rFonts w:ascii="Cambria" w:cs="Cambria" w:eastAsia="Cambria" w:hAnsi="Cambria"/>
               </w:rPr>
               <w:t xml:space="preserve">21,552 cumulative working adults and others served with CPL</w:t>
             </w:r>
@@ -468,12 +468,12 @@
             </w:pPr>
             <w:r>
               <w:rPr>
-                <w:rFonts w:ascii="Cambria" w:cs="Cambria" w:eastAsia="Cambria" w:hAnsi="Cambria"/>
                 <w:b/>
                 <w:bCs/>
                 <w:color w:val="163A5F"/>
                 <w:sz w:val="20"/>
                 <w:szCs w:val="20"/>
+                <w:rFonts w:ascii="Cambria" w:cs="Cambria" w:eastAsia="Cambria" w:hAnsi="Cambria"/>
               </w:rPr>
               <w:t xml:space="preserve">2030 Goal</w:t>
             </w:r>
@@ -502,12 +502,12 @@
             </w:pPr>
             <w:r>
               <w:rPr>
-                <w:rFonts w:ascii="Cambria" w:cs="Cambria" w:eastAsia="Cambria" w:hAnsi="Cambria"/>
                 <w:b w:val="false"/>
                 <w:bCs w:val="false"/>
                 <w:color w:val="0A2240"/>
                 <w:sz w:val="20"/>
                 <w:szCs w:val="20"/>
+                <w:rFonts w:ascii="Cambria" w:cs="Cambria" w:eastAsia="Cambria" w:hAnsi="Cambria"/>
               </w:rPr>
               <w:t xml:space="preserve">160,000</w:t>
             </w:r>
@@ -538,12 +538,12 @@
             </w:pPr>
             <w:r>
               <w:rPr>
-                <w:rFonts w:ascii="Cambria" w:cs="Cambria" w:eastAsia="Cambria" w:hAnsi="Cambria"/>
                 <w:b/>
                 <w:bCs/>
                 <w:color w:val="163A5F"/>
                 <w:sz w:val="20"/>
                 <w:szCs w:val="20"/>
+                <w:rFonts w:ascii="Cambria" w:cs="Cambria" w:eastAsia="Cambria" w:hAnsi="Cambria"/>
               </w:rPr>
               <w:t xml:space="preserve">2030 Stretch</w:t>
             </w:r>
@@ -572,12 +572,12 @@
             </w:pPr>
             <w:r>
               <w:rPr>
-                <w:rFonts w:ascii="Cambria" w:cs="Cambria" w:eastAsia="Cambria" w:hAnsi="Cambria"/>
                 <w:b w:val="false"/>
                 <w:bCs w:val="false"/>
                 <w:color w:val="C9A84C"/>
                 <w:sz w:val="20"/>
                 <w:szCs w:val="20"/>
+                <w:rFonts w:ascii="Cambria" w:cs="Cambria" w:eastAsia="Cambria" w:hAnsi="Cambria"/>
               </w:rPr>
               <w:t xml:space="preserve">283,000</w:t>
             </w:r>
@@ -608,12 +608,12 @@
             </w:pPr>
             <w:r>
               <w:rPr>
-                <w:rFonts w:ascii="Cambria" w:cs="Cambria" w:eastAsia="Cambria" w:hAnsi="Cambria"/>
                 <w:b/>
                 <w:bCs/>
                 <w:color w:val="163A5F"/>
                 <w:sz w:val="20"/>
                 <w:szCs w:val="20"/>
+                <w:rFonts w:ascii="Cambria" w:cs="Cambria" w:eastAsia="Cambria" w:hAnsi="Cambria"/>
               </w:rPr>
               <w:t xml:space="preserve">25-26</w:t>
             </w:r>
@@ -642,12 +642,12 @@
             </w:pPr>
             <w:r>
               <w:rPr>
-                <w:rFonts w:ascii="Cambria" w:cs="Cambria" w:eastAsia="Cambria" w:hAnsi="Cambria"/>
                 <w:b w:val="false"/>
                 <w:bCs w:val="false"/>
                 <w:color w:val="333333"/>
                 <w:sz w:val="20"/>
                 <w:szCs w:val="20"/>
+                <w:rFonts w:ascii="Cambria" w:cs="Cambria" w:eastAsia="Cambria" w:hAnsi="Cambria"/>
               </w:rPr>
               <w:t xml:space="preserve">21,552/9,500</w:t>
             </w:r>
@@ -678,12 +678,12 @@
             </w:pPr>
             <w:r>
               <w:rPr>
-                <w:rFonts w:ascii="Cambria" w:cs="Cambria" w:eastAsia="Cambria" w:hAnsi="Cambria"/>
                 <w:b/>
                 <w:bCs/>
                 <w:color w:val="163A5F"/>
                 <w:sz w:val="20"/>
                 <w:szCs w:val="20"/>
+                <w:rFonts w:ascii="Cambria" w:cs="Cambria" w:eastAsia="Cambria" w:hAnsi="Cambria"/>
               </w:rPr>
               <w:t xml:space="preserve">26-27</w:t>
             </w:r>
@@ -712,12 +712,12 @@
             </w:pPr>
             <w:r>
               <w:rPr>
-                <w:rFonts w:ascii="Cambria" w:cs="Cambria" w:eastAsia="Cambria" w:hAnsi="Cambria"/>
                 <w:b w:val="false"/>
                 <w:bCs w:val="false"/>
                 <w:color w:val="333333"/>
                 <w:sz w:val="20"/>
                 <w:szCs w:val="20"/>
+                <w:rFonts w:ascii="Cambria" w:cs="Cambria" w:eastAsia="Cambria" w:hAnsi="Cambria"/>
               </w:rPr>
               <w:t xml:space="preserve">21,552/47,500</w:t>
             </w:r>
@@ -748,12 +748,12 @@
             </w:pPr>
             <w:r>
               <w:rPr>
-                <w:rFonts w:ascii="Cambria" w:cs="Cambria" w:eastAsia="Cambria" w:hAnsi="Cambria"/>
                 <w:b/>
                 <w:bCs/>
                 <w:color w:val="163A5F"/>
                 <w:sz w:val="20"/>
                 <w:szCs w:val="20"/>
+                <w:rFonts w:ascii="Cambria" w:cs="Cambria" w:eastAsia="Cambria" w:hAnsi="Cambria"/>
               </w:rPr>
               <w:t xml:space="preserve">27-28</w:t>
             </w:r>
@@ -782,12 +782,12 @@
             </w:pPr>
             <w:r>
               <w:rPr>
-                <w:rFonts w:ascii="Cambria" w:cs="Cambria" w:eastAsia="Cambria" w:hAnsi="Cambria"/>
                 <w:b w:val="false"/>
                 <w:bCs w:val="false"/>
                 <w:color w:val="333333"/>
                 <w:sz w:val="20"/>
                 <w:szCs w:val="20"/>
+                <w:rFonts w:ascii="Cambria" w:cs="Cambria" w:eastAsia="Cambria" w:hAnsi="Cambria"/>
               </w:rPr>
               <w:t xml:space="preserve">21,552/82,500</w:t>
             </w:r>
@@ -818,12 +818,12 @@
             </w:pPr>
             <w:r>
               <w:rPr>
-                <w:rFonts w:ascii="Cambria" w:cs="Cambria" w:eastAsia="Cambria" w:hAnsi="Cambria"/>
                 <w:b/>
                 <w:bCs/>
                 <w:color w:val="163A5F"/>
                 <w:sz w:val="20"/>
                 <w:szCs w:val="20"/>
+                <w:rFonts w:ascii="Cambria" w:cs="Cambria" w:eastAsia="Cambria" w:hAnsi="Cambria"/>
               </w:rPr>
               <w:t xml:space="preserve">28-29</w:t>
             </w:r>
@@ -852,12 +852,12 @@
             </w:pPr>
             <w:r>
               <w:rPr>
-                <w:rFonts w:ascii="Cambria" w:cs="Cambria" w:eastAsia="Cambria" w:hAnsi="Cambria"/>
                 <w:b w:val="false"/>
                 <w:bCs w:val="false"/>
                 <w:color w:val="333333"/>
                 <w:sz w:val="20"/>
                 <w:szCs w:val="20"/>
+                <w:rFonts w:ascii="Cambria" w:cs="Cambria" w:eastAsia="Cambria" w:hAnsi="Cambria"/>
               </w:rPr>
               <w:t xml:space="preserve">21,552/122,500</w:t>
             </w:r>
@@ -888,12 +888,12 @@
             </w:pPr>
             <w:r>
               <w:rPr>
-                <w:rFonts w:ascii="Cambria" w:cs="Cambria" w:eastAsia="Cambria" w:hAnsi="Cambria"/>
                 <w:b/>
                 <w:bCs/>
                 <w:color w:val="163A5F"/>
                 <w:sz w:val="20"/>
                 <w:szCs w:val="20"/>
+                <w:rFonts w:ascii="Cambria" w:cs="Cambria" w:eastAsia="Cambria" w:hAnsi="Cambria"/>
               </w:rPr>
               <w:t xml:space="preserve">29-30</w:t>
             </w:r>
@@ -922,12 +922,12 @@
             </w:pPr>
             <w:r>
               <w:rPr>
-                <w:rFonts w:ascii="Cambria" w:cs="Cambria" w:eastAsia="Cambria" w:hAnsi="Cambria"/>
                 <w:b w:val="false"/>
                 <w:bCs w:val="false"/>
                 <w:color w:val="333333"/>
                 <w:sz w:val="20"/>
                 <w:szCs w:val="20"/>
+                <w:rFonts w:ascii="Cambria" w:cs="Cambria" w:eastAsia="Cambria" w:hAnsi="Cambria"/>
               </w:rPr>
               <w:t xml:space="preserve">21,552/160,000</w:t>
             </w:r>
@@ -949,12 +949,12 @@
       </w:pPr>
       <w:r>
         <w:rPr>
-          <w:rFonts w:ascii="Cambria" w:cs="Cambria" w:eastAsia="Cambria" w:hAnsi="Cambria"/>
           <w:color w:val="444444"/>
           <w:sz w:val="21"/>
           <w:szCs w:val="21"/>
+          <w:rFonts w:ascii="Cambria" w:cs="Cambria" w:eastAsia="Cambria" w:hAnsi="Cambria"/>
         </w:rPr>
-        <w:t xml:space="preserve">Of the 250,000, expand equitable CPL access to 160,000 cumulative working adults and others with prior learning by 2030. </w:t>
+        <w:t xml:space="preserve">Of the 250,000, expand equitable CPL access to 160,000 cumulative working adults and others with prior learning by 2030.</w:t>
       </w:r>
     </w:p>
     <w:p>
@@ -971,12 +971,12 @@
       </w:pPr>
       <w:r>
         <w:rPr>
-          <w:rFonts w:ascii="Cambria" w:cs="Cambria" w:eastAsia="Cambria" w:hAnsi="Cambria"/>
           <w:color w:val="666666"/>
           <w:sz w:val="18"/>
           <w:szCs w:val="18"/>
+          <w:rFonts w:ascii="Cambria" w:cs="Cambria" w:eastAsia="Cambria" w:hAnsi="Cambria"/>
         </w:rPr>
-        <w:t xml:space="preserve">Date: 2026-04-08</w:t>
+        <w:t xml:space="preserve">Date: 2026-07-02</w:t>
       </w:r>
     </w:p>
     <w:p>
@@ -985,12 +985,12 @@
       </w:pPr>
       <w:r>
         <w:rPr>
-          <w:rFonts w:ascii="Cambria" w:cs="Cambria" w:eastAsia="Cambria" w:hAnsi="Cambria"/>
           <w:color w:val="444444"/>
           <w:sz w:val="21"/>
           <w:szCs w:val="21"/>
+          <w:rFonts w:ascii="Cambria" w:cs="Cambria" w:eastAsia="Cambria" w:hAnsi="Cambria"/>
         </w:rPr>
-        <w:t xml:space="preserve">Cumulative working adults and other students served with CPL exceeded 2025-26 annual target</w:t>
+        <w:t xml:space="preserve">Building on existing infrastructure, 1,088 apprenticeship CPL articulation records are now in place across 34 colleges and 648 unique courses, representing 6,000+ eligible apprenticeship CPL units with an estimated $9M in student savings and $37M 20-year economic impact (Beacon Economics). Fire Technology leads with 293 records, 753 apprenticeship students are recognized in MAP, and 30,000+ DAS historical records are targeted for import in year 1 of the Apprenticeship Sprint. In July 2026, apprenticeship student numbers will increase to over 5000 students with the upload from our top Apprenticeship Colleges, American River College, Santiago Canyon College, and Cerritos College.</w:t>
       </w:r>
     </w:p>
     <w:p>
@@ -1007,10 +1007,10 @@
       </w:pPr>
       <w:r>
         <w:rPr>
-          <w:rFonts w:ascii="Cambria" w:cs="Cambria" w:eastAsia="Cambria" w:hAnsi="Cambria"/>
           <w:color w:val="444444"/>
           <w:sz w:val="21"/>
           <w:szCs w:val="21"/>
+          <w:rFonts w:ascii="Cambria" w:cs="Cambria" w:eastAsia="Cambria" w:hAnsi="Cambria"/>
         </w:rPr>
         <w:t xml:space="preserve">22149 cumulative working adults and others offered some form of CPL as of 4/7/2026 per the CPL Dashboard. Exceeds the 2025-26 annual target of 95,000.</w:t>
       </w:r>
@@ -1029,10 +1029,10 @@
       </w:pPr>
       <w:r>
         <w:rPr>
-          <w:rFonts w:ascii="Cambria" w:cs="Cambria" w:eastAsia="Cambria" w:hAnsi="Cambria"/>
           <w:color w:val="444444"/>
           <w:sz w:val="21"/>
           <w:szCs w:val="21"/>
+          <w:rFonts w:ascii="Cambria" w:cs="Cambria" w:eastAsia="Cambria" w:hAnsi="Cambria"/>
         </w:rPr>
         <w:t xml:space="preserve">2025-26 target: 35,000 (exceeded at 42,958); 2030: 250,000</w:t>
       </w:r>
@@ -1051,10 +1051,10 @@
       </w:pPr>
       <w:r>
         <w:rPr>
-          <w:rFonts w:ascii="Cambria" w:cs="Cambria" w:eastAsia="Cambria" w:hAnsi="Cambria"/>
           <w:color w:val="666666"/>
           <w:sz w:val="18"/>
           <w:szCs w:val="18"/>
+          <w:rFonts w:ascii="Cambria" w:cs="Cambria" w:eastAsia="Cambria" w:hAnsi="Cambria"/>
         </w:rPr>
         <w:t xml:space="preserve">2 logged updates — newest first</w:t>
       </w:r>
@@ -1100,12 +1100,12 @@
             </w:pPr>
             <w:r>
               <w:rPr>
-                <w:rFonts w:ascii="Cambria" w:cs="Cambria" w:eastAsia="Cambria" w:hAnsi="Cambria"/>
                 <w:b/>
                 <w:bCs/>
                 <w:color w:val="FFFFFF"/>
                 <w:sz w:val="18"/>
                 <w:szCs w:val="18"/>
+                <w:rFonts w:ascii="Cambria" w:cs="Cambria" w:eastAsia="Cambria" w:hAnsi="Cambria"/>
               </w:rPr>
               <w:t xml:space="preserve">Date</w:t>
             </w:r>
@@ -1134,12 +1134,12 @@
             </w:pPr>
             <w:r>
               <w:rPr>
-                <w:rFonts w:ascii="Cambria" w:cs="Cambria" w:eastAsia="Cambria" w:hAnsi="Cambria"/>
                 <w:b/>
                 <w:bCs/>
                 <w:color w:val="FFFFFF"/>
                 <w:sz w:val="18"/>
                 <w:szCs w:val="18"/>
+                <w:rFonts w:ascii="Cambria" w:cs="Cambria" w:eastAsia="Cambria" w:hAnsi="Cambria"/>
               </w:rPr>
               <w:t xml:space="preserve">Type</w:t>
             </w:r>
@@ -1168,12 +1168,12 @@
             </w:pPr>
             <w:r>
               <w:rPr>
-                <w:rFonts w:ascii="Cambria" w:cs="Cambria" w:eastAsia="Cambria" w:hAnsi="Cambria"/>
                 <w:b/>
                 <w:bCs/>
                 <w:color w:val="FFFFFF"/>
                 <w:sz w:val="18"/>
                 <w:szCs w:val="18"/>
+                <w:rFonts w:ascii="Cambria" w:cs="Cambria" w:eastAsia="Cambria" w:hAnsi="Cambria"/>
               </w:rPr>
               <w:t xml:space="preserve">Note</w:t>
             </w:r>
@@ -1204,12 +1204,12 @@
             </w:pPr>
             <w:r>
               <w:rPr>
-                <w:rFonts w:ascii="Cambria" w:cs="Cambria" w:eastAsia="Cambria" w:hAnsi="Cambria"/>
                 <w:b w:val="false"/>
                 <w:bCs w:val="false"/>
                 <w:color w:val="666666"/>
                 <w:sz w:val="18"/>
                 <w:szCs w:val="18"/>
+                <w:rFonts w:ascii="Cambria" w:cs="Cambria" w:eastAsia="Cambria" w:hAnsi="Cambria"/>
               </w:rPr>
               <w:t xml:space="preserve">2026-04-08</w:t>
             </w:r>
@@ -1238,12 +1238,12 @@
             </w:pPr>
             <w:r>
               <w:rPr>
-                <w:rFonts w:ascii="Cambria" w:cs="Cambria" w:eastAsia="Cambria" w:hAnsi="Cambria"/>
                 <w:b/>
                 <w:bCs/>
                 <w:color w:val="163A5F"/>
                 <w:sz w:val="17"/>
                 <w:szCs w:val="17"/>
+                <w:rFonts w:ascii="Cambria" w:cs="Cambria" w:eastAsia="Cambria" w:hAnsi="Cambria"/>
               </w:rPr>
               <w:t xml:space="preserve">Progress Update</w:t>
             </w:r>
@@ -1272,12 +1272,12 @@
             </w:pPr>
             <w:r>
               <w:rPr>
-                <w:rFonts w:ascii="Cambria" w:cs="Cambria" w:eastAsia="Cambria" w:hAnsi="Cambria"/>
                 <w:b w:val="false"/>
                 <w:bCs w:val="false"/>
                 <w:color w:val="333333"/>
                 <w:sz w:val="18"/>
                 <w:szCs w:val="18"/>
+                <w:rFonts w:ascii="Cambria" w:cs="Cambria" w:eastAsia="Cambria" w:hAnsi="Cambria"/>
               </w:rPr>
               <w:t xml:space="preserve">Cumulative working adults and other students served with CPL exceeded 2025-26 annual target</w:t>
             </w:r>
@@ -1308,12 +1308,12 @@
             </w:pPr>
             <w:r>
               <w:rPr>
-                <w:rFonts w:ascii="Cambria" w:cs="Cambria" w:eastAsia="Cambria" w:hAnsi="Cambria"/>
                 <w:b w:val="false"/>
                 <w:bCs w:val="false"/>
                 <w:color w:val="666666"/>
                 <w:sz w:val="18"/>
                 <w:szCs w:val="18"/>
+                <w:rFonts w:ascii="Cambria" w:cs="Cambria" w:eastAsia="Cambria" w:hAnsi="Cambria"/>
               </w:rPr>
               <w:t xml:space="preserve">2026-04-08</w:t>
             </w:r>
@@ -1342,12 +1342,12 @@
             </w:pPr>
             <w:r>
               <w:rPr>
-                <w:rFonts w:ascii="Cambria" w:cs="Cambria" w:eastAsia="Cambria" w:hAnsi="Cambria"/>
                 <w:b/>
                 <w:bCs/>
                 <w:color w:val="C9A84C"/>
                 <w:sz w:val="17"/>
                 <w:szCs w:val="17"/>
+                <w:rFonts w:ascii="Cambria" w:cs="Cambria" w:eastAsia="Cambria" w:hAnsi="Cambria"/>
               </w:rPr>
               <w:t xml:space="preserve">Workplan</w:t>
             </w:r>
@@ -1376,12 +1376,12 @@
             </w:pPr>
             <w:r>
               <w:rPr>
-                <w:rFonts w:ascii="Cambria" w:cs="Cambria" w:eastAsia="Cambria" w:hAnsi="Cambria"/>
                 <w:b w:val="false"/>
                 <w:bCs w:val="false"/>
                 <w:color w:val="333333"/>
                 <w:sz w:val="18"/>
                 <w:szCs w:val="18"/>
+                <w:rFonts w:ascii="Cambria" w:cs="Cambria" w:eastAsia="Cambria" w:hAnsi="Cambria"/>
               </w:rPr>
               <w:t xml:space="preserve">22149 cumulative working adults and others offered some form of CPL as of 4/7/2026 per the CPL Dashboard. Exceeds the 2025-26 annual target of 95,000.</w:t>
             </w:r>
@@ -1390,8 +1390,8 @@
       </w:tr>
     </w:tbl>
     <w:sectPr>
-      <w:headerReference w:type="default" r:id="rId7"/>
-      <w:footerReference w:type="default" r:id="rId8"/>
+      <w:headerReference w:type="default" r:id="rId6"/>
+      <w:footerReference w:type="default" r:id="rId7"/>
       <w:pgSz w:w="12240" w:h="15840" w:orient="portrait"/>
       <w:pgMar w:top="720" w:right="720" w:bottom="720" w:left="720" w:header="708" w:footer="708" w:gutter="0"/>
       <w:pgNumType/>
@@ -1403,43 +1403,6 @@
 
 <file path=word/comments.xml><?xml version="1.0" encoding="utf-8"?>
 <w:comments xmlns:cx="http://schemas.microsoft.com/office/drawing/2014/chartex" xmlns:cx1="http://schemas.microsoft.com/office/drawing/2015/9/8/chartex" xmlns:cx2="http://schemas.microsoft.com/office/drawing/2015/10/21/chartex" xmlns:cx3="http://schemas.microsoft.com/office/drawing/2016/5/9/chartex" xmlns:cx4="http://schemas.microsoft.com/office/drawing/2016/5/10/chartex" xmlns:cx5="http://schemas.microsoft.com/office/drawing/2016/5/11/chartex" xmlns:cx6="http://schemas.microsoft.com/office/drawing/2016/5/12/chartex" xmlns:cx7="http://schemas.microsoft.com/office/drawing/2016/5/13/chartex" xmlns:cx8="http://schemas.microsoft.com/office/drawing/2016/5/14/chartex" xmlns:mc="http://schemas.openxmlformats.org/markup-compatibility/2006" xmlns:aink="http://schemas.microsoft.com/office/drawing/2016/ink" xmlns:am3d="http://schemas.microsoft.com/office/drawing/2017/model3d" xmlns:o="urn:schemas-microsoft-com:office:office" xmlns:r="http://schemas.openxmlformats.org/officeDocument/2006/relationships" xmlns:m="http://schemas.openxmlformats.org/officeDocument/2006/math" xmlns:v="urn:schemas-microsoft-com:vml" xmlns:wp14="http://schemas.microsoft.com/office/word/2010/wordprocessingDrawing" xmlns:wp="http://schemas.openxmlformats.org/drawingml/2006/wordprocessingDrawing" xmlns:w10="urn:schemas-microsoft-com:office:word" xmlns:w="http://schemas.openxmlformats.org/wordprocessingml/2006/main" xmlns:w14="http://schemas.microsoft.com/office/word/2010/wordml" xmlns:w15="http://schemas.microsoft.com/office/word/2012/wordml" xmlns:w16cex="http://schemas.microsoft.com/office/word/2018/wordml/cex" xmlns:w16cid="http://schemas.microsoft.com/office/word/2016/wordml/cid" xmlns:w16="http://schemas.microsoft.com/office/word/2018/wordml" xmlns:w16sdtdh="http://schemas.microsoft.com/office/word/2020/wordml/sdtdatahash" xmlns:w16se="http://schemas.microsoft.com/office/word/2015/wordml/symex" xmlns:wpg="http://schemas.microsoft.com/office/word/2010/wordprocessingGroup" xmlns:wpi="http://schemas.microsoft.com/office/word/2010/wordprocessingInk" xmlns:wne="http://schemas.microsoft.com/office/word/2006/wordml" xmlns:wps="http://schemas.microsoft.com/office/word/2010/wordprocessingShape"/>
-</file>
-
-<file path=word/endnotes.xml><?xml version="1.0" encoding="utf-8"?>
-<w:endnotes xmlns:wpc="http://schemas.microsoft.com/office/word/2010/wordprocessingCanvas" xmlns:mc="http://schemas.openxmlformats.org/markup-compatibility/2006" xmlns:o="urn:schemas-microsoft-com:office:office" xmlns:r="http://schemas.openxmlformats.org/officeDocument/2006/relationships" xmlns:m="http://schemas.openxmlformats.org/officeDocument/2006/math" xmlns:v="urn:schemas-microsoft-com:vml" xmlns:wp14="http://schemas.microsoft.com/office/word/2010/wordprocessingDrawing" xmlns:wp="http://schemas.openxmlformats.org/drawingml/2006/wordprocessingDrawing" xmlns:w10="urn:schemas-microsoft-com:office:word" xmlns:w="http://schemas.openxmlformats.org/wordprocessingml/2006/main" xmlns:w14="http://schemas.microsoft.com/office/word/2010/wordml" xmlns:w15="http://schemas.microsoft.com/office/word/2012/wordml" xmlns:wpg="http://schemas.microsoft.com/office/word/2010/wordprocessingGroup" xmlns:wpi="http://schemas.microsoft.com/office/word/2010/wordprocessingInk" xmlns:wne="http://schemas.microsoft.com/office/word/2006/wordml" xmlns:wps="http://schemas.microsoft.com/office/word/2010/wordprocessingShape" mc:Ignorable="w14 w15 wp14">
-  <w:endnote w:type="separator" w:id="-1">
-    <w:p>
-      <w:pPr>
-        <w:spacing w:after="0" w:line="240" w:lineRule="auto"/>
-      </w:pPr>
-      <w:r>
-        <w:rPr>
-          <w:rStyle w:val="EndnoteReference"/>
-        </w:rPr>
-        <w:endnoteRef/>
-      </w:r>
-      <w:r>
-        <w:separator/>
-      </w:r>
-    </w:p>
-  </w:endnote>
-  <w:endnote w:type="continuationSeparator" w:id="0">
-    <w:p>
-      <w:pPr>
-        <w:spacing w:after="0" w:line="240" w:lineRule="auto"/>
-      </w:pPr>
-      <w:r>
-        <w:rPr>
-          <w:rStyle w:val="EndnoteReference"/>
-        </w:rPr>
-        <w:endnoteRef/>
-      </w:r>
-      <w:r>
-        <w:continuationSeparator/>
-      </w:r>
-    </w:p>
-  </w:endnote>
-</w:endnotes>
 </file>
 
 <file path=word/footer1.xml><?xml version="1.0" encoding="utf-8"?>
@@ -1455,12 +1418,12 @@
     </w:pPr>
     <w:r>
       <w:rPr>
-        <w:rFonts w:ascii="Cambria" w:cs="Cambria" w:eastAsia="Cambria" w:hAnsi="Cambria"/>
         <w:color w:val="666666"/>
         <w:sz w:val="14"/>
         <w:szCs w:val="14"/>
+        <w:rFonts w:ascii="Cambria" w:cs="Cambria" w:eastAsia="Cambria" w:hAnsi="Cambria"/>
       </w:rPr>
-      <w:t xml:space="preserve">Generated April 14, 2026  |  California Community Colleges  |  MAP Initiative</w:t>
+      <w:t xml:space="preserve">Generated July 2, 2026  |  California Community Colleges  |  MAP Initiative</w:t>
     </w:r>
     <w:r>
       <w:rPr>
@@ -1470,19 +1433,19 @@
     </w:r>
     <w:r>
       <w:rPr>
-        <w:rFonts w:ascii="Cambria" w:cs="Cambria" w:eastAsia="Cambria" w:hAnsi="Cambria"/>
         <w:color w:val="666666"/>
         <w:sz w:val="14"/>
         <w:szCs w:val="14"/>
+        <w:rFonts w:ascii="Cambria" w:cs="Cambria" w:eastAsia="Cambria" w:hAnsi="Cambria"/>
       </w:rPr>
       <w:t xml:space="preserve">Page </w:t>
     </w:r>
     <w:r>
       <w:rPr>
-        <w:rFonts w:ascii="Cambria" w:cs="Cambria" w:eastAsia="Cambria" w:hAnsi="Cambria"/>
         <w:color w:val="666666"/>
         <w:sz w:val="14"/>
         <w:szCs w:val="14"/>
+        <w:rFonts w:ascii="Cambria" w:cs="Cambria" w:eastAsia="Cambria" w:hAnsi="Cambria"/>
       </w:rPr>
       <w:fldChar w:fldCharType="begin"/>
       <w:instrText xml:space="preserve">PAGE</w:instrText>
@@ -1543,23 +1506,23 @@
     </w:pPr>
     <w:r>
       <w:rPr>
-        <w:rFonts w:ascii="Cambria" w:cs="Cambria" w:eastAsia="Cambria" w:hAnsi="Cambria"/>
         <w:b/>
         <w:bCs/>
         <w:color w:val="0A2240"/>
         <w:sz w:val="16"/>
         <w:szCs w:val="16"/>
+        <w:rFonts w:ascii="Cambria" w:cs="Cambria" w:eastAsia="Cambria" w:hAnsi="Cambria"/>
       </w:rPr>
       <w:t xml:space="preserve">Credit for Prior Learning Workplan  </w:t>
     </w:r>
     <w:r>
       <w:rPr>
-        <w:rFonts w:ascii="Cambria" w:cs="Cambria" w:eastAsia="Cambria" w:hAnsi="Cambria"/>
         <w:color w:val="666666"/>
         <w:sz w:val="16"/>
         <w:szCs w:val="16"/>
+        <w:rFonts w:ascii="Cambria" w:cs="Cambria" w:eastAsia="Cambria" w:hAnsi="Cambria"/>
       </w:rPr>
-      <w:t xml:space="preserve">|  CPL Offers &amp; Awards Tracking</w:t>
+      <w:t xml:space="preserve">|  CPL Offers &amp; Awards Tracking — Working Adults</w:t>
     </w:r>
   </w:p>
 </w:hdr>
@@ -1689,9 +1652,9 @@
   <w:docDefaults>
     <w:rPrDefault>
       <w:rPr>
-        <w:rFonts w:ascii="Cambria" w:cs="Cambria" w:eastAsia="Cambria" w:hAnsi="Cambria"/>
         <w:sz w:val="22"/>
         <w:szCs w:val="22"/>
+        <w:rFonts w:ascii="Cambria" w:cs="Cambria" w:eastAsia="Cambria" w:hAnsi="Cambria"/>
       </w:rPr>
     </w:rPrDefault>
     <w:pPrDefault/>
@@ -1789,8 +1752,8 @@
     <w:uiPriority w:val="99"/>
     <w:unhideWhenUsed/>
     <w:rPr>
+      <w:u w:val="single"/>
       <w:color w:val="0563C1"/>
-      <w:u w:val="single"/>
     </w:rPr>
   </w:style>
   <w:style w:type="character" w:styleId="FootnoteReference">
@@ -1830,59 +1793,22 @@
       <w:szCs w:val="20"/>
     </w:rPr>
   </w:style>
-  <w:style w:type="character" w:styleId="EndnoteReference">
-    <w:name w:val="endnote reference"/>
-    <w:basedOn w:val="DefaultParagraphFont"/>
-    <w:uiPriority w:val="99"/>
-    <w:semiHidden/>
-    <w:unhideWhenUsed/>
-    <w:rPr>
-      <w:vertAlign w:val="superscript"/>
-    </w:rPr>
-  </w:style>
-  <w:style w:type="paragraph" w:styleId="EndnoteText">
-    <w:name w:val="endnote text"/>
-    <w:basedOn w:val="Normal"/>
-    <w:link w:val="EndnoteTextChar"/>
-    <w:uiPriority w:val="99"/>
-    <w:semiHidden/>
-    <w:unhideWhenUsed/>
-    <w:pPr>
-      <w:spacing w:after="0" w:line="240" w:lineRule="auto"/>
-    </w:pPr>
-    <w:rPr>
-      <w:sz w:val="20"/>
-      <w:szCs w:val="20"/>
-    </w:rPr>
-  </w:style>
-  <w:style w:type="character" w:styleId="EndnoteTextChar">
-    <w:name w:val="Endnote Text Char"/>
-    <w:basedOn w:val="DefaultParagraphFont"/>
-    <w:link w:val="EndnoteText"/>
-    <w:uiPriority w:val="99"/>
-    <w:semiHidden/>
-    <w:unhideWhenUsed/>
-    <w:rPr>
-      <w:sz w:val="20"/>
-      <w:szCs w:val="20"/>
-    </w:rPr>
-  </w:style>
   <w:style w:type="paragraph" w:styleId="Heading1">
     <w:name w:val="Heading 1"/>
     <w:basedOn w:val="Normal"/>
     <w:next w:val="Normal"/>
     <w:qFormat/>
     <w:pPr>
-      <w:spacing w:after="160" w:before="300"/>
+      <w:spacing w:before="300" w:after="160"/>
       <w:outlineLvl w:val="0"/>
     </w:pPr>
     <w:rPr>
-      <w:rFonts w:ascii="Cambria" w:cs="Cambria" w:eastAsia="Cambria" w:hAnsi="Cambria"/>
       <w:b/>
       <w:bCs/>
       <w:color w:val="0A2240"/>
       <w:sz w:val="32"/>
       <w:szCs w:val="32"/>
+      <w:rFonts w:ascii="Cambria" w:cs="Cambria" w:eastAsia="Cambria" w:hAnsi="Cambria"/>
     </w:rPr>
   </w:style>
   <w:style w:type="paragraph" w:styleId="Heading2">
@@ -1891,16 +1817,16 @@
     <w:next w:val="Normal"/>
     <w:qFormat/>
     <w:pPr>
-      <w:spacing w:after="120" w:before="240"/>
+      <w:spacing w:before="240" w:after="120"/>
       <w:outlineLvl w:val="1"/>
     </w:pPr>
     <w:rPr>
-      <w:rFonts w:ascii="Cambria" w:cs="Cambria" w:eastAsia="Cambria" w:hAnsi="Cambria"/>
       <w:b/>
       <w:bCs/>
       <w:color w:val="163A5F"/>
       <w:sz w:val="26"/>
       <w:szCs w:val="26"/>
+      <w:rFonts w:ascii="Cambria" w:cs="Cambria" w:eastAsia="Cambria" w:hAnsi="Cambria"/>
     </w:rPr>
   </w:style>
   <w:style w:type="paragraph" w:styleId="Heading3">
@@ -1909,16 +1835,16 @@
     <w:next w:val="Normal"/>
     <w:qFormat/>
     <w:pPr>
-      <w:spacing w:after="100" w:before="180"/>
+      <w:spacing w:before="180" w:after="100"/>
       <w:outlineLvl w:val="2"/>
     </w:pPr>
     <w:rPr>
-      <w:rFonts w:ascii="Cambria" w:cs="Cambria" w:eastAsia="Cambria" w:hAnsi="Cambria"/>
       <w:b/>
       <w:bCs/>
       <w:color w:val="163A5F"/>
       <w:sz w:val="23"/>
       <w:szCs w:val="23"/>
+      <w:rFonts w:ascii="Cambria" w:cs="Cambria" w:eastAsia="Cambria" w:hAnsi="Cambria"/>
     </w:rPr>
   </w:style>
 </w:styles>

--- a/reports/projects/3.1.1_Report.docx
+++ b/reports/projects/3.1.1_Report.docx
@@ -75,7 +75,7 @@
           <w:szCs w:val="19"/>
           <w:rFonts w:ascii="Cambria" w:cs="Cambria" w:eastAsia="Cambria" w:hAnsi="Cambria"/>
         </w:rPr>
-        <w:t xml:space="preserve">July 2, 2026</w:t>
+        <w:t xml:space="preserve">July 3, 2026</w:t>
       </w:r>
     </w:p>
     <w:tbl>
@@ -1423,7 +1423,7 @@
         <w:szCs w:val="14"/>
         <w:rFonts w:ascii="Cambria" w:cs="Cambria" w:eastAsia="Cambria" w:hAnsi="Cambria"/>
       </w:rPr>
-      <w:t xml:space="preserve">Generated July 2, 2026  |  California Community Colleges  |  MAP Initiative</w:t>
+      <w:t xml:space="preserve">Generated July 3, 2026  |  California Community Colleges  |  MAP Initiative</w:t>
     </w:r>
     <w:r>
       <w:rPr>

--- a/reports/projects/3.1.1_Report.docx
+++ b/reports/projects/3.1.1_Report.docx
@@ -1423,7 +1423,7 @@
         <w:szCs w:val="14"/>
         <w:rFonts w:ascii="Cambria" w:cs="Cambria" w:eastAsia="Cambria" w:hAnsi="Cambria"/>
       </w:rPr>
-      <w:t xml:space="preserve">Generated July 3, 2026  |  California Community Colleges  |  MAP Initiative</w:t>
+      <w:t xml:space="preserve">Generated July 3, 2026  |  California Community Colleges  |  CPL Initiative</w:t>
     </w:r>
     <w:r>
       <w:rPr>

--- a/reports/projects/3.1.1_Report.docx
+++ b/reports/projects/3.1.1_Report.docx
@@ -75,7 +75,7 @@
           <w:szCs w:val="19"/>
           <w:rFonts w:ascii="Cambria" w:cs="Cambria" w:eastAsia="Cambria" w:hAnsi="Cambria"/>
         </w:rPr>
-        <w:t xml:space="preserve">July 3, 2026</w:t>
+        <w:t xml:space="preserve">July 4, 2026</w:t>
       </w:r>
     </w:p>
     <w:tbl>
@@ -1423,7 +1423,7 @@
         <w:szCs w:val="14"/>
         <w:rFonts w:ascii="Cambria" w:cs="Cambria" w:eastAsia="Cambria" w:hAnsi="Cambria"/>
       </w:rPr>
-      <w:t xml:space="preserve">Generated July 3, 2026  |  California Community Colleges  |  CPL Initiative</w:t>
+      <w:t xml:space="preserve">Generated July 4, 2026  |  California Community Colleges  |  CPL Initiative</w:t>
     </w:r>
     <w:r>
       <w:rPr>

--- a/reports/projects/3.1.1_Report.docx
+++ b/reports/projects/3.1.1_Report.docx
@@ -75,7 +75,7 @@
           <w:szCs w:val="19"/>
           <w:rFonts w:ascii="Cambria" w:cs="Cambria" w:eastAsia="Cambria" w:hAnsi="Cambria"/>
         </w:rPr>
-        <w:t xml:space="preserve">July 4, 2026</w:t>
+        <w:t xml:space="preserve">July 5, 2026</w:t>
       </w:r>
     </w:p>
     <w:tbl>
@@ -1423,7 +1423,7 @@
         <w:szCs w:val="14"/>
         <w:rFonts w:ascii="Cambria" w:cs="Cambria" w:eastAsia="Cambria" w:hAnsi="Cambria"/>
       </w:rPr>
-      <w:t xml:space="preserve">Generated July 4, 2026  |  California Community Colleges  |  CPL Initiative</w:t>
+      <w:t xml:space="preserve">Generated July 5, 2026  |  California Community Colleges  |  CPL Initiative</w:t>
     </w:r>
     <w:r>
       <w:rPr>

--- a/reports/projects/3.1.1_Report.docx
+++ b/reports/projects/3.1.1_Report.docx
@@ -75,7 +75,7 @@
           <w:szCs w:val="19"/>
           <w:rFonts w:ascii="Cambria" w:cs="Cambria" w:eastAsia="Cambria" w:hAnsi="Cambria"/>
         </w:rPr>
-        <w:t xml:space="preserve">July 5, 2026</w:t>
+        <w:t xml:space="preserve">July 6, 2026</w:t>
       </w:r>
     </w:p>
     <w:tbl>
@@ -1423,7 +1423,7 @@
         <w:szCs w:val="14"/>
         <w:rFonts w:ascii="Cambria" w:cs="Cambria" w:eastAsia="Cambria" w:hAnsi="Cambria"/>
       </w:rPr>
-      <w:t xml:space="preserve">Generated July 5, 2026  |  California Community Colleges  |  CPL Initiative</w:t>
+      <w:t xml:space="preserve">Generated July 6, 2026  |  California Community Colleges  |  CPL Initiative</w:t>
     </w:r>
     <w:r>
       <w:rPr>

--- a/reports/projects/3.1.1_Report.docx
+++ b/reports/projects/3.1.1_Report.docx
@@ -75,7 +75,7 @@
           <w:szCs w:val="19"/>
           <w:rFonts w:ascii="Cambria" w:cs="Cambria" w:eastAsia="Cambria" w:hAnsi="Cambria"/>
         </w:rPr>
-        <w:t xml:space="preserve">July 6, 2026</w:t>
+        <w:t xml:space="preserve">July 7, 2026</w:t>
       </w:r>
     </w:p>
     <w:tbl>
@@ -1423,7 +1423,7 @@
         <w:szCs w:val="14"/>
         <w:rFonts w:ascii="Cambria" w:cs="Cambria" w:eastAsia="Cambria" w:hAnsi="Cambria"/>
       </w:rPr>
-      <w:t xml:space="preserve">Generated July 6, 2026  |  California Community Colleges  |  CPL Initiative</w:t>
+      <w:t xml:space="preserve">Generated July 7, 2026  |  California Community Colleges  |  CPL Initiative</w:t>
     </w:r>
     <w:r>
       <w:rPr>

--- a/reports/projects/3.1.1_Report.docx
+++ b/reports/projects/3.1.1_Report.docx
@@ -75,7 +75,7 @@
           <w:szCs w:val="19"/>
           <w:rFonts w:ascii="Cambria" w:cs="Cambria" w:eastAsia="Cambria" w:hAnsi="Cambria"/>
         </w:rPr>
-        <w:t xml:space="preserve">July 7, 2026</w:t>
+        <w:t xml:space="preserve">July 8, 2026</w:t>
       </w:r>
     </w:p>
     <w:tbl>
@@ -1423,7 +1423,7 @@
         <w:szCs w:val="14"/>
         <w:rFonts w:ascii="Cambria" w:cs="Cambria" w:eastAsia="Cambria" w:hAnsi="Cambria"/>
       </w:rPr>
-      <w:t xml:space="preserve">Generated July 7, 2026  |  California Community Colleges  |  CPL Initiative</w:t>
+      <w:t xml:space="preserve">Generated July 8, 2026  |  California Community Colleges  |  CPL Initiative</w:t>
     </w:r>
     <w:r>
       <w:rPr>

--- a/reports/projects/3.1.1_Report.docx
+++ b/reports/projects/3.1.1_Report.docx
@@ -75,7 +75,7 @@
           <w:szCs w:val="19"/>
           <w:rFonts w:ascii="Cambria" w:cs="Cambria" w:eastAsia="Cambria" w:hAnsi="Cambria"/>
         </w:rPr>
-        <w:t xml:space="preserve">July 8, 2026</w:t>
+        <w:t xml:space="preserve">July 9, 2026</w:t>
       </w:r>
     </w:p>
     <w:tbl>
@@ -1423,7 +1423,7 @@
         <w:szCs w:val="14"/>
         <w:rFonts w:ascii="Cambria" w:cs="Cambria" w:eastAsia="Cambria" w:hAnsi="Cambria"/>
       </w:rPr>
-      <w:t xml:space="preserve">Generated July 8, 2026  |  California Community Colleges  |  CPL Initiative</w:t>
+      <w:t xml:space="preserve">Generated July 9, 2026  |  California Community Colleges  |  CPL Initiative</w:t>
     </w:r>
     <w:r>
       <w:rPr>

--- a/reports/projects/3.1.1_Report.docx
+++ b/reports/projects/3.1.1_Report.docx
@@ -75,7 +75,7 @@
           <w:szCs w:val="19"/>
           <w:rFonts w:ascii="Cambria" w:cs="Cambria" w:eastAsia="Cambria" w:hAnsi="Cambria"/>
         </w:rPr>
-        <w:t xml:space="preserve">July 9, 2026</w:t>
+        <w:t xml:space="preserve">July 10, 2026</w:t>
       </w:r>
     </w:p>
     <w:tbl>
@@ -1423,7 +1423,7 @@
         <w:szCs w:val="14"/>
         <w:rFonts w:ascii="Cambria" w:cs="Cambria" w:eastAsia="Cambria" w:hAnsi="Cambria"/>
       </w:rPr>
-      <w:t xml:space="preserve">Generated July 9, 2026  |  California Community Colleges  |  CPL Initiative</w:t>
+      <w:t xml:space="preserve">Generated July 10, 2026  |  California Community Colleges  |  CPL Initiative</w:t>
     </w:r>
     <w:r>
       <w:rPr>

--- a/reports/projects/3.1.1_Report.docx
+++ b/reports/projects/3.1.1_Report.docx
@@ -75,7 +75,7 @@
           <w:szCs w:val="19"/>
           <w:rFonts w:ascii="Cambria" w:cs="Cambria" w:eastAsia="Cambria" w:hAnsi="Cambria"/>
         </w:rPr>
-        <w:t xml:space="preserve">July 10, 2026</w:t>
+        <w:t xml:space="preserve">July 11, 2026</w:t>
       </w:r>
     </w:p>
     <w:tbl>
@@ -1423,7 +1423,7 @@
         <w:szCs w:val="14"/>
         <w:rFonts w:ascii="Cambria" w:cs="Cambria" w:eastAsia="Cambria" w:hAnsi="Cambria"/>
       </w:rPr>
-      <w:t xml:space="preserve">Generated July 10, 2026  |  California Community Colleges  |  CPL Initiative</w:t>
+      <w:t xml:space="preserve">Generated July 11, 2026  |  California Community Colleges  |  CPL Initiative</w:t>
     </w:r>
     <w:r>
       <w:rPr>

--- a/reports/projects/3.1.1_Report.docx
+++ b/reports/projects/3.1.1_Report.docx
@@ -75,7 +75,7 @@
           <w:szCs w:val="19"/>
           <w:rFonts w:ascii="Cambria" w:cs="Cambria" w:eastAsia="Cambria" w:hAnsi="Cambria"/>
         </w:rPr>
-        <w:t xml:space="preserve">July 11, 2026</w:t>
+        <w:t xml:space="preserve">July 12, 2026</w:t>
       </w:r>
     </w:p>
     <w:tbl>
@@ -1423,7 +1423,7 @@
         <w:szCs w:val="14"/>
         <w:rFonts w:ascii="Cambria" w:cs="Cambria" w:eastAsia="Cambria" w:hAnsi="Cambria"/>
       </w:rPr>
-      <w:t xml:space="preserve">Generated July 11, 2026  |  California Community Colleges  |  CPL Initiative</w:t>
+      <w:t xml:space="preserve">Generated July 12, 2026  |  California Community Colleges  |  CPL Initiative</w:t>
     </w:r>
     <w:r>
       <w:rPr>

--- a/reports/projects/3.1.1_Report.docx
+++ b/reports/projects/3.1.1_Report.docx
@@ -75,7 +75,7 @@
           <w:szCs w:val="19"/>
           <w:rFonts w:ascii="Cambria" w:cs="Cambria" w:eastAsia="Cambria" w:hAnsi="Cambria"/>
         </w:rPr>
-        <w:t xml:space="preserve">July 12, 2026</w:t>
+        <w:t xml:space="preserve">July 13, 2026</w:t>
       </w:r>
     </w:p>
     <w:tbl>
@@ -1423,7 +1423,7 @@
         <w:szCs w:val="14"/>
         <w:rFonts w:ascii="Cambria" w:cs="Cambria" w:eastAsia="Cambria" w:hAnsi="Cambria"/>
       </w:rPr>
-      <w:t xml:space="preserve">Generated July 12, 2026  |  California Community Colleges  |  CPL Initiative</w:t>
+      <w:t xml:space="preserve">Generated July 13, 2026  |  California Community Colleges  |  CPL Initiative</w:t>
     </w:r>
     <w:r>
       <w:rPr>

--- a/reports/projects/3.1.1_Report.docx
+++ b/reports/projects/3.1.1_Report.docx
@@ -75,7 +75,7 @@
           <w:szCs w:val="19"/>
           <w:rFonts w:ascii="Cambria" w:cs="Cambria" w:eastAsia="Cambria" w:hAnsi="Cambria"/>
         </w:rPr>
-        <w:t xml:space="preserve">July 13, 2026</w:t>
+        <w:t xml:space="preserve">July 14, 2026</w:t>
       </w:r>
     </w:p>
     <w:tbl>
@@ -1423,7 +1423,7 @@
         <w:szCs w:val="14"/>
         <w:rFonts w:ascii="Cambria" w:cs="Cambria" w:eastAsia="Cambria" w:hAnsi="Cambria"/>
       </w:rPr>
-      <w:t xml:space="preserve">Generated July 13, 2026  |  California Community Colleges  |  CPL Initiative</w:t>
+      <w:t xml:space="preserve">Generated July 14, 2026  |  California Community Colleges  |  CPL Initiative</w:t>
     </w:r>
     <w:r>
       <w:rPr>

--- a/reports/projects/3.1.1_Report.docx
+++ b/reports/projects/3.1.1_Report.docx
@@ -75,7 +75,7 @@
           <w:szCs w:val="19"/>
           <w:rFonts w:ascii="Cambria" w:cs="Cambria" w:eastAsia="Cambria" w:hAnsi="Cambria"/>
         </w:rPr>
-        <w:t xml:space="preserve">July 14, 2026</w:t>
+        <w:t xml:space="preserve">July 15, 2026</w:t>
       </w:r>
     </w:p>
     <w:tbl>
@@ -1423,7 +1423,7 @@
         <w:szCs w:val="14"/>
         <w:rFonts w:ascii="Cambria" w:cs="Cambria" w:eastAsia="Cambria" w:hAnsi="Cambria"/>
       </w:rPr>
-      <w:t xml:space="preserve">Generated July 14, 2026  |  California Community Colleges  |  CPL Initiative</w:t>
+      <w:t xml:space="preserve">Generated July 15, 2026  |  California Community Colleges  |  CPL Initiative</w:t>
     </w:r>
     <w:r>
       <w:rPr>

--- a/reports/projects/3.1.1_Report.docx
+++ b/reports/projects/3.1.1_Report.docx
@@ -75,7 +75,7 @@
           <w:szCs w:val="19"/>
           <w:rFonts w:ascii="Cambria" w:cs="Cambria" w:eastAsia="Cambria" w:hAnsi="Cambria"/>
         </w:rPr>
-        <w:t xml:space="preserve">July 15, 2026</w:t>
+        <w:t xml:space="preserve">July 16, 2026</w:t>
       </w:r>
     </w:p>
     <w:tbl>
@@ -1423,7 +1423,7 @@
         <w:szCs w:val="14"/>
         <w:rFonts w:ascii="Cambria" w:cs="Cambria" w:eastAsia="Cambria" w:hAnsi="Cambria"/>
       </w:rPr>
-      <w:t xml:space="preserve">Generated July 15, 2026  |  California Community Colleges  |  CPL Initiative</w:t>
+      <w:t xml:space="preserve">Generated July 16, 2026  |  California Community Colleges  |  CPL Initiative</w:t>
     </w:r>
     <w:r>
       <w:rPr>

--- a/reports/projects/3.1.1_Report.docx
+++ b/reports/projects/3.1.1_Report.docx
@@ -75,7 +75,7 @@
           <w:szCs w:val="19"/>
           <w:rFonts w:ascii="Cambria" w:cs="Cambria" w:eastAsia="Cambria" w:hAnsi="Cambria"/>
         </w:rPr>
-        <w:t xml:space="preserve">July 16, 2026</w:t>
+        <w:t xml:space="preserve">July 17, 2026</w:t>
       </w:r>
     </w:p>
     <w:tbl>
@@ -1423,7 +1423,7 @@
         <w:szCs w:val="14"/>
         <w:rFonts w:ascii="Cambria" w:cs="Cambria" w:eastAsia="Cambria" w:hAnsi="Cambria"/>
       </w:rPr>
-      <w:t xml:space="preserve">Generated July 16, 2026  |  California Community Colleges  |  CPL Initiative</w:t>
+      <w:t xml:space="preserve">Generated July 17, 2026  |  California Community Colleges  |  CPL Initiative</w:t>
     </w:r>
     <w:r>
       <w:rPr>

--- a/reports/projects/3.1.1_Report.docx
+++ b/reports/projects/3.1.1_Report.docx
@@ -75,7 +75,7 @@
           <w:szCs w:val="19"/>
           <w:rFonts w:ascii="Cambria" w:cs="Cambria" w:eastAsia="Cambria" w:hAnsi="Cambria"/>
         </w:rPr>
-        <w:t xml:space="preserve">July 17, 2026</w:t>
+        <w:t xml:space="preserve">July 18, 2026</w:t>
       </w:r>
     </w:p>
     <w:tbl>
@@ -1423,7 +1423,7 @@
         <w:szCs w:val="14"/>
         <w:rFonts w:ascii="Cambria" w:cs="Cambria" w:eastAsia="Cambria" w:hAnsi="Cambria"/>
       </w:rPr>
-      <w:t xml:space="preserve">Generated July 17, 2026  |  California Community Colleges  |  CPL Initiative</w:t>
+      <w:t xml:space="preserve">Generated July 18, 2026  |  California Community Colleges  |  CPL Initiative</w:t>
     </w:r>
     <w:r>
       <w:rPr>

--- a/reports/projects/3.1.1_Report.docx
+++ b/reports/projects/3.1.1_Report.docx
@@ -75,7 +75,7 @@
           <w:szCs w:val="19"/>
           <w:rFonts w:ascii="Cambria" w:cs="Cambria" w:eastAsia="Cambria" w:hAnsi="Cambria"/>
         </w:rPr>
-        <w:t xml:space="preserve">July 18, 2026</w:t>
+        <w:t xml:space="preserve">July 19, 2026</w:t>
       </w:r>
     </w:p>
     <w:tbl>
@@ -1423,7 +1423,7 @@
         <w:szCs w:val="14"/>
         <w:rFonts w:ascii="Cambria" w:cs="Cambria" w:eastAsia="Cambria" w:hAnsi="Cambria"/>
       </w:rPr>
-      <w:t xml:space="preserve">Generated July 18, 2026  |  California Community Colleges  |  CPL Initiative</w:t>
+      <w:t xml:space="preserve">Generated July 19, 2026  |  California Community Colleges  |  CPL Initiative</w:t>
     </w:r>
     <w:r>
       <w:rPr>

--- a/reports/projects/3.1.1_Report.docx
+++ b/reports/projects/3.1.1_Report.docx
@@ -75,7 +75,7 @@
           <w:szCs w:val="19"/>
           <w:rFonts w:ascii="Cambria" w:cs="Cambria" w:eastAsia="Cambria" w:hAnsi="Cambria"/>
         </w:rPr>
-        <w:t xml:space="preserve">July 19, 2026</w:t>
+        <w:t xml:space="preserve">July 20, 2026</w:t>
       </w:r>
     </w:p>
     <w:tbl>
@@ -1423,7 +1423,7 @@
         <w:szCs w:val="14"/>
         <w:rFonts w:ascii="Cambria" w:cs="Cambria" w:eastAsia="Cambria" w:hAnsi="Cambria"/>
       </w:rPr>
-      <w:t xml:space="preserve">Generated July 19, 2026  |  California Community Colleges  |  CPL Initiative</w:t>
+      <w:t xml:space="preserve">Generated July 20, 2026  |  California Community Colleges  |  CPL Initiative</w:t>
     </w:r>
     <w:r>
       <w:rPr>

--- a/reports/projects/3.1.1_Report.docx
+++ b/reports/projects/3.1.1_Report.docx
@@ -75,7 +75,7 @@
           <w:szCs w:val="19"/>
           <w:rFonts w:ascii="Cambria" w:cs="Cambria" w:eastAsia="Cambria" w:hAnsi="Cambria"/>
         </w:rPr>
-        <w:t xml:space="preserve">July 20, 2026</w:t>
+        <w:t xml:space="preserve">July 21, 2026</w:t>
       </w:r>
     </w:p>
     <w:tbl>
@@ -1423,7 +1423,7 @@
         <w:szCs w:val="14"/>
         <w:rFonts w:ascii="Cambria" w:cs="Cambria" w:eastAsia="Cambria" w:hAnsi="Cambria"/>
       </w:rPr>
-      <w:t xml:space="preserve">Generated July 20, 2026  |  California Community Colleges  |  CPL Initiative</w:t>
+      <w:t xml:space="preserve">Generated July 21, 2026  |  California Community Colleges  |  CPL Initiative</w:t>
     </w:r>
     <w:r>
       <w:rPr>

--- a/reports/projects/3.1.1_Report.docx
+++ b/reports/projects/3.1.1_Report.docx
@@ -75,7 +75,7 @@
           <w:szCs w:val="19"/>
           <w:rFonts w:ascii="Cambria" w:cs="Cambria" w:eastAsia="Cambria" w:hAnsi="Cambria"/>
         </w:rPr>
-        <w:t xml:space="preserve">July 21, 2026</w:t>
+        <w:t xml:space="preserve">July 22, 2026</w:t>
       </w:r>
     </w:p>
     <w:tbl>
@@ -1423,7 +1423,7 @@
         <w:szCs w:val="14"/>
         <w:rFonts w:ascii="Cambria" w:cs="Cambria" w:eastAsia="Cambria" w:hAnsi="Cambria"/>
       </w:rPr>
-      <w:t xml:space="preserve">Generated July 21, 2026  |  California Community Colleges  |  CPL Initiative</w:t>
+      <w:t xml:space="preserve">Generated July 22, 2026  |  California Community Colleges  |  CPL Initiative</w:t>
     </w:r>
     <w:r>
       <w:rPr>

--- a/reports/projects/3.1.1_Report.docx
+++ b/reports/projects/3.1.1_Report.docx
@@ -66,7 +66,7 @@
           <w:szCs w:val="19"/>
           <w:rFonts w:ascii="Cambria" w:cs="Cambria" w:eastAsia="Cambria" w:hAnsi="Cambria"/>
         </w:rPr>
-        <w:t xml:space="preserve">Activity 3: CPL Data Infrastructure  |  Goal 2  |  </w:t>
+        <w:t xml:space="preserve">Activity 3: Scale CPL Access, Awards, and Procedures  |  Goal 2  |  </w:t>
       </w:r>
       <w:r>
         <w:rPr>

--- a/reports/projects/3.1.1_Report.docx
+++ b/reports/projects/3.1.1_Report.docx
@@ -75,7 +75,7 @@
           <w:szCs w:val="19"/>
           <w:rFonts w:ascii="Cambria" w:cs="Cambria" w:eastAsia="Cambria" w:hAnsi="Cambria"/>
         </w:rPr>
-        <w:t xml:space="preserve">July 22, 2026</w:t>
+        <w:t xml:space="preserve">July 23, 2026</w:t>
       </w:r>
     </w:p>
     <w:tbl>
@@ -1423,7 +1423,7 @@
         <w:szCs w:val="14"/>
         <w:rFonts w:ascii="Cambria" w:cs="Cambria" w:eastAsia="Cambria" w:hAnsi="Cambria"/>
       </w:rPr>
-      <w:t xml:space="preserve">Generated July 22, 2026  |  California Community Colleges  |  CPL Initiative</w:t>
+      <w:t xml:space="preserve">Generated July 23, 2026  |  California Community Colleges  |  CPL Initiative</w:t>
     </w:r>
     <w:r>
       <w:rPr>

--- a/reports/projects/3.1.1_Report.docx
+++ b/reports/projects/3.1.1_Report.docx
@@ -75,7 +75,7 @@
           <w:szCs w:val="19"/>
           <w:rFonts w:ascii="Cambria" w:cs="Cambria" w:eastAsia="Cambria" w:hAnsi="Cambria"/>
         </w:rPr>
-        <w:t xml:space="preserve">July 23, 2026</w:t>
+        <w:t xml:space="preserve">July 24, 2026</w:t>
       </w:r>
     </w:p>
     <w:tbl>
@@ -1423,7 +1423,7 @@
         <w:szCs w:val="14"/>
         <w:rFonts w:ascii="Cambria" w:cs="Cambria" w:eastAsia="Cambria" w:hAnsi="Cambria"/>
       </w:rPr>
-      <w:t xml:space="preserve">Generated July 23, 2026  |  California Community Colleges  |  CPL Initiative</w:t>
+      <w:t xml:space="preserve">Generated July 24, 2026  |  California Community Colleges  |  CPL Initiative</w:t>
     </w:r>
     <w:r>
       <w:rPr>

--- a/reports/projects/3.1.1_Report.docx
+++ b/reports/projects/3.1.1_Report.docx
@@ -75,7 +75,7 @@
           <w:szCs w:val="19"/>
           <w:rFonts w:ascii="Cambria" w:cs="Cambria" w:eastAsia="Cambria" w:hAnsi="Cambria"/>
         </w:rPr>
-        <w:t xml:space="preserve">July 24, 2026</w:t>
+        <w:t xml:space="preserve">July 25, 2026</w:t>
       </w:r>
     </w:p>
     <w:tbl>
@@ -1423,7 +1423,7 @@
         <w:szCs w:val="14"/>
         <w:rFonts w:ascii="Cambria" w:cs="Cambria" w:eastAsia="Cambria" w:hAnsi="Cambria"/>
       </w:rPr>
-      <w:t xml:space="preserve">Generated July 24, 2026  |  California Community Colleges  |  CPL Initiative</w:t>
+      <w:t xml:space="preserve">Generated July 25, 2026  |  California Community Colleges  |  CPL Initiative</w:t>
     </w:r>
     <w:r>
       <w:rPr>

--- a/reports/projects/3.1.1_Report.docx
+++ b/reports/projects/3.1.1_Report.docx
@@ -75,7 +75,7 @@
           <w:szCs w:val="19"/>
           <w:rFonts w:ascii="Cambria" w:cs="Cambria" w:eastAsia="Cambria" w:hAnsi="Cambria"/>
         </w:rPr>
-        <w:t xml:space="preserve">July 25, 2026</w:t>
+        <w:t xml:space="preserve">July 26, 2026</w:t>
       </w:r>
     </w:p>
     <w:tbl>
@@ -1423,7 +1423,7 @@
         <w:szCs w:val="14"/>
         <w:rFonts w:ascii="Cambria" w:cs="Cambria" w:eastAsia="Cambria" w:hAnsi="Cambria"/>
       </w:rPr>
-      <w:t xml:space="preserve">Generated July 25, 2026  |  California Community Colleges  |  CPL Initiative</w:t>
+      <w:t xml:space="preserve">Generated July 26, 2026  |  California Community Colleges  |  CPL Initiative</w:t>
     </w:r>
     <w:r>
       <w:rPr>

--- a/reports/projects/3.1.1_Report.docx
+++ b/reports/projects/3.1.1_Report.docx
@@ -75,7 +75,7 @@
           <w:szCs w:val="19"/>
           <w:rFonts w:ascii="Cambria" w:cs="Cambria" w:eastAsia="Cambria" w:hAnsi="Cambria"/>
         </w:rPr>
-        <w:t xml:space="preserve">July 26, 2026</w:t>
+        <w:t xml:space="preserve">July 27, 2026</w:t>
       </w:r>
     </w:p>
     <w:tbl>
@@ -1423,7 +1423,7 @@
         <w:szCs w:val="14"/>
         <w:rFonts w:ascii="Cambria" w:cs="Cambria" w:eastAsia="Cambria" w:hAnsi="Cambria"/>
       </w:rPr>
-      <w:t xml:space="preserve">Generated July 26, 2026  |  California Community Colleges  |  CPL Initiative</w:t>
+      <w:t xml:space="preserve">Generated July 27, 2026  |  California Community Colleges  |  CPL Initiative</w:t>
     </w:r>
     <w:r>
       <w:rPr>

--- a/reports/projects/3.1.1_Report.docx
+++ b/reports/projects/3.1.1_Report.docx
@@ -75,7 +75,7 @@
           <w:szCs w:val="19"/>
           <w:rFonts w:ascii="Cambria" w:cs="Cambria" w:eastAsia="Cambria" w:hAnsi="Cambria"/>
         </w:rPr>
-        <w:t xml:space="preserve">July 27, 2026</w:t>
+        <w:t xml:space="preserve">July 28, 2026</w:t>
       </w:r>
     </w:p>
     <w:tbl>
@@ -1423,7 +1423,7 @@
         <w:szCs w:val="14"/>
         <w:rFonts w:ascii="Cambria" w:cs="Cambria" w:eastAsia="Cambria" w:hAnsi="Cambria"/>
       </w:rPr>
-      <w:t xml:space="preserve">Generated July 27, 2026  |  California Community Colleges  |  CPL Initiative</w:t>
+      <w:t xml:space="preserve">Generated July 28, 2026  |  California Community Colleges  |  CPL Initiative</w:t>
     </w:r>
     <w:r>
       <w:rPr>

--- a/reports/projects/3.1.1_Report.docx
+++ b/reports/projects/3.1.1_Report.docx
@@ -75,7 +75,7 @@
           <w:szCs w:val="19"/>
           <w:rFonts w:ascii="Cambria" w:cs="Cambria" w:eastAsia="Cambria" w:hAnsi="Cambria"/>
         </w:rPr>
-        <w:t xml:space="preserve">July 28, 2026</w:t>
+        <w:t xml:space="preserve">July 29, 2026</w:t>
       </w:r>
     </w:p>
     <w:tbl>
@@ -1423,7 +1423,7 @@
         <w:szCs w:val="14"/>
         <w:rFonts w:ascii="Cambria" w:cs="Cambria" w:eastAsia="Cambria" w:hAnsi="Cambria"/>
       </w:rPr>
-      <w:t xml:space="preserve">Generated July 28, 2026  |  California Community Colleges  |  CPL Initiative</w:t>
+      <w:t xml:space="preserve">Generated July 29, 2026  |  California Community Colleges  |  CPL Initiative</w:t>
     </w:r>
     <w:r>
       <w:rPr>

--- a/reports/projects/3.1.1_Report.docx
+++ b/reports/projects/3.1.1_Report.docx
@@ -75,7 +75,7 @@
           <w:szCs w:val="19"/>
           <w:rFonts w:ascii="Cambria" w:cs="Cambria" w:eastAsia="Cambria" w:hAnsi="Cambria"/>
         </w:rPr>
-        <w:t xml:space="preserve">July 29, 2026</w:t>
+        <w:t xml:space="preserve">July 30, 2026</w:t>
       </w:r>
     </w:p>
     <w:tbl>
@@ -1423,7 +1423,7 @@
         <w:szCs w:val="14"/>
         <w:rFonts w:ascii="Cambria" w:cs="Cambria" w:eastAsia="Cambria" w:hAnsi="Cambria"/>
       </w:rPr>
-      <w:t xml:space="preserve">Generated July 29, 2026  |  California Community Colleges  |  CPL Initiative</w:t>
+      <w:t xml:space="preserve">Generated July 30, 2026  |  California Community Colleges  |  CPL Initiative</w:t>
     </w:r>
     <w:r>
       <w:rPr>

--- a/reports/projects/3.1.1_Report.docx
+++ b/reports/projects/3.1.1_Report.docx
@@ -75,7 +75,7 @@
           <w:szCs w:val="19"/>
           <w:rFonts w:ascii="Cambria" w:cs="Cambria" w:eastAsia="Cambria" w:hAnsi="Cambria"/>
         </w:rPr>
-        <w:t xml:space="preserve">July 30, 2026</w:t>
+        <w:t xml:space="preserve">July 31, 2026</w:t>
       </w:r>
     </w:p>
     <w:tbl>
@@ -1423,7 +1423,7 @@
         <w:szCs w:val="14"/>
         <w:rFonts w:ascii="Cambria" w:cs="Cambria" w:eastAsia="Cambria" w:hAnsi="Cambria"/>
       </w:rPr>
-      <w:t xml:space="preserve">Generated July 30, 2026  |  California Community Colleges  |  CPL Initiative</w:t>
+      <w:t xml:space="preserve">Generated July 31, 2026  |  California Community Colleges  |  CPL Initiative</w:t>
     </w:r>
     <w:r>
       <w:rPr>

--- a/reports/projects/3.1.1_Report.docx
+++ b/reports/projects/3.1.1_Report.docx
@@ -75,7 +75,7 @@
           <w:szCs w:val="19"/>
           <w:rFonts w:ascii="Cambria" w:cs="Cambria" w:eastAsia="Cambria" w:hAnsi="Cambria"/>
         </w:rPr>
-        <w:t xml:space="preserve">July 31, 2026</w:t>
+        <w:t xml:space="preserve">August 1, 2026</w:t>
       </w:r>
     </w:p>
     <w:tbl>
@@ -1423,7 +1423,7 @@
         <w:szCs w:val="14"/>
         <w:rFonts w:ascii="Cambria" w:cs="Cambria" w:eastAsia="Cambria" w:hAnsi="Cambria"/>
       </w:rPr>
-      <w:t xml:space="preserve">Generated July 31, 2026  |  California Community Colleges  |  CPL Initiative</w:t>
+      <w:t xml:space="preserve">Generated August 1, 2026  |  California Community Colleges  |  CPL Initiative</w:t>
     </w:r>
     <w:r>
       <w:rPr>

--- a/reports/projects/3.1.1_Report.docx
+++ b/reports/projects/3.1.1_Report.docx
@@ -75,7 +75,7 @@
           <w:szCs w:val="19"/>
           <w:rFonts w:ascii="Cambria" w:cs="Cambria" w:eastAsia="Cambria" w:hAnsi="Cambria"/>
         </w:rPr>
-        <w:t xml:space="preserve">August 1, 2026</w:t>
+        <w:t xml:space="preserve">August 2, 2026</w:t>
       </w:r>
     </w:p>
     <w:tbl>
@@ -1423,7 +1423,7 @@
         <w:szCs w:val="14"/>
         <w:rFonts w:ascii="Cambria" w:cs="Cambria" w:eastAsia="Cambria" w:hAnsi="Cambria"/>
       </w:rPr>
-      <w:t xml:space="preserve">Generated August 1, 2026  |  California Community Colleges  |  CPL Initiative</w:t>
+      <w:t xml:space="preserve">Generated August 2, 2026  |  California Community Colleges  |  CPL Initiative</w:t>
     </w:r>
     <w:r>
       <w:rPr>

--- a/reports/projects/3.1.1_Report.docx
+++ b/reports/projects/3.1.1_Report.docx
@@ -75,7 +75,7 @@
           <w:szCs w:val="19"/>
           <w:rFonts w:ascii="Cambria" w:cs="Cambria" w:eastAsia="Cambria" w:hAnsi="Cambria"/>
         </w:rPr>
-        <w:t xml:space="preserve">August 2, 2026</w:t>
+        <w:t xml:space="preserve">August 3, 2026</w:t>
       </w:r>
     </w:p>
     <w:tbl>
@@ -1423,7 +1423,7 @@
         <w:szCs w:val="14"/>
         <w:rFonts w:ascii="Cambria" w:cs="Cambria" w:eastAsia="Cambria" w:hAnsi="Cambria"/>
       </w:rPr>
-      <w:t xml:space="preserve">Generated August 2, 2026  |  California Community Colleges  |  CPL Initiative</w:t>
+      <w:t xml:space="preserve">Generated August 3, 2026  |  California Community Colleges  |  CPL Initiative</w:t>
     </w:r>
     <w:r>
       <w:rPr>

--- a/reports/projects/3.1.1_Report.docx
+++ b/reports/projects/3.1.1_Report.docx
@@ -75,7 +75,7 @@
           <w:szCs w:val="19"/>
           <w:rFonts w:ascii="Cambria" w:cs="Cambria" w:eastAsia="Cambria" w:hAnsi="Cambria"/>
         </w:rPr>
-        <w:t xml:space="preserve">August 3, 2026</w:t>
+        <w:t xml:space="preserve">August 4, 2026</w:t>
       </w:r>
     </w:p>
     <w:tbl>
@@ -1423,7 +1423,7 @@
         <w:szCs w:val="14"/>
         <w:rFonts w:ascii="Cambria" w:cs="Cambria" w:eastAsia="Cambria" w:hAnsi="Cambria"/>
       </w:rPr>
-      <w:t xml:space="preserve">Generated August 3, 2026  |  California Community Colleges  |  CPL Initiative</w:t>
+      <w:t xml:space="preserve">Generated August 4, 2026  |  California Community Colleges  |  CPL Initiative</w:t>
     </w:r>
     <w:r>
       <w:rPr>

--- a/reports/projects/3.1.1_Report.docx
+++ b/reports/projects/3.1.1_Report.docx
@@ -75,7 +75,7 @@
           <w:szCs w:val="19"/>
           <w:rFonts w:ascii="Cambria" w:cs="Cambria" w:eastAsia="Cambria" w:hAnsi="Cambria"/>
         </w:rPr>
-        <w:t xml:space="preserve">August 4, 2026</w:t>
+        <w:t xml:space="preserve">August 5, 2026</w:t>
       </w:r>
     </w:p>
     <w:tbl>
@@ -1423,7 +1423,7 @@
         <w:szCs w:val="14"/>
         <w:rFonts w:ascii="Cambria" w:cs="Cambria" w:eastAsia="Cambria" w:hAnsi="Cambria"/>
       </w:rPr>
-      <w:t xml:space="preserve">Generated August 4, 2026  |  California Community Colleges  |  CPL Initiative</w:t>
+      <w:t xml:space="preserve">Generated August 5, 2026  |  California Community Colleges  |  CPL Initiative</w:t>
     </w:r>
     <w:r>
       <w:rPr>

--- a/reports/projects/3.1.1_Report.docx
+++ b/reports/projects/3.1.1_Report.docx
@@ -75,7 +75,7 @@
           <w:szCs w:val="19"/>
           <w:rFonts w:ascii="Cambria" w:cs="Cambria" w:eastAsia="Cambria" w:hAnsi="Cambria"/>
         </w:rPr>
-        <w:t xml:space="preserve">August 5, 2026</w:t>
+        <w:t xml:space="preserve">August 6, 2026</w:t>
       </w:r>
     </w:p>
     <w:tbl>
@@ -1423,7 +1423,7 @@
         <w:szCs w:val="14"/>
         <w:rFonts w:ascii="Cambria" w:cs="Cambria" w:eastAsia="Cambria" w:hAnsi="Cambria"/>
       </w:rPr>
-      <w:t xml:space="preserve">Generated August 5, 2026  |  California Community Colleges  |  CPL Initiative</w:t>
+      <w:t xml:space="preserve">Generated August 6, 2026  |  California Community Colleges  |  CPL Initiative</w:t>
     </w:r>
     <w:r>
       <w:rPr>

--- a/reports/projects/3.1.1_Report.docx
+++ b/reports/projects/3.1.1_Report.docx
@@ -75,7 +75,7 @@
           <w:szCs w:val="19"/>
           <w:rFonts w:ascii="Cambria" w:cs="Cambria" w:eastAsia="Cambria" w:hAnsi="Cambria"/>
         </w:rPr>
-        <w:t xml:space="preserve">August 6, 2026</w:t>
+        <w:t xml:space="preserve">August 7, 2026</w:t>
       </w:r>
     </w:p>
     <w:tbl>
@@ -1423,7 +1423,7 @@
         <w:szCs w:val="14"/>
         <w:rFonts w:ascii="Cambria" w:cs="Cambria" w:eastAsia="Cambria" w:hAnsi="Cambria"/>
       </w:rPr>
-      <w:t xml:space="preserve">Generated August 6, 2026  |  California Community Colleges  |  CPL Initiative</w:t>
+      <w:t xml:space="preserve">Generated August 7, 2026  |  California Community Colleges  |  CPL Initiative</w:t>
     </w:r>
     <w:r>
       <w:rPr>

--- a/reports/projects/3.1.1_Report.docx
+++ b/reports/projects/3.1.1_Report.docx
@@ -75,7 +75,7 @@
           <w:szCs w:val="19"/>
           <w:rFonts w:ascii="Cambria" w:cs="Cambria" w:eastAsia="Cambria" w:hAnsi="Cambria"/>
         </w:rPr>
-        <w:t xml:space="preserve">August 7, 2026</w:t>
+        <w:t xml:space="preserve">August 8, 2026</w:t>
       </w:r>
     </w:p>
     <w:tbl>
@@ -1423,7 +1423,7 @@
         <w:szCs w:val="14"/>
         <w:rFonts w:ascii="Cambria" w:cs="Cambria" w:eastAsia="Cambria" w:hAnsi="Cambria"/>
       </w:rPr>
-      <w:t xml:space="preserve">Generated August 7, 2026  |  California Community Colleges  |  CPL Initiative</w:t>
+      <w:t xml:space="preserve">Generated August 8, 2026  |  California Community Colleges  |  CPL Initiative</w:t>
     </w:r>
     <w:r>
       <w:rPr>

--- a/reports/projects/3.1.1_Report.docx
+++ b/reports/projects/3.1.1_Report.docx
@@ -75,7 +75,7 @@
           <w:szCs w:val="19"/>
           <w:rFonts w:ascii="Cambria" w:cs="Cambria" w:eastAsia="Cambria" w:hAnsi="Cambria"/>
         </w:rPr>
-        <w:t xml:space="preserve">August 8, 2026</w:t>
+        <w:t xml:space="preserve">August 9, 2026</w:t>
       </w:r>
     </w:p>
     <w:tbl>
@@ -1423,7 +1423,7 @@
         <w:szCs w:val="14"/>
         <w:rFonts w:ascii="Cambria" w:cs="Cambria" w:eastAsia="Cambria" w:hAnsi="Cambria"/>
       </w:rPr>
-      <w:t xml:space="preserve">Generated August 8, 2026  |  California Community Colleges  |  CPL Initiative</w:t>
+      <w:t xml:space="preserve">Generated August 9, 2026  |  California Community Colleges  |  CPL Initiative</w:t>
     </w:r>
     <w:r>
       <w:rPr>

--- a/reports/projects/3.1.1_Report.docx
+++ b/reports/projects/3.1.1_Report.docx
@@ -75,7 +75,7 @@
           <w:szCs w:val="19"/>
           <w:rFonts w:ascii="Cambria" w:cs="Cambria" w:eastAsia="Cambria" w:hAnsi="Cambria"/>
         </w:rPr>
-        <w:t xml:space="preserve">August 9, 2026</w:t>
+        <w:t xml:space="preserve">August 10, 2026</w:t>
       </w:r>
     </w:p>
     <w:tbl>
@@ -1423,7 +1423,7 @@
         <w:szCs w:val="14"/>
         <w:rFonts w:ascii="Cambria" w:cs="Cambria" w:eastAsia="Cambria" w:hAnsi="Cambria"/>
       </w:rPr>
-      <w:t xml:space="preserve">Generated August 9, 2026  |  California Community Colleges  |  CPL Initiative</w:t>
+      <w:t xml:space="preserve">Generated August 10, 2026  |  California Community Colleges  |  CPL Initiative</w:t>
     </w:r>
     <w:r>
       <w:rPr>

--- a/reports/projects/3.1.1_Report.docx
+++ b/reports/projects/3.1.1_Report.docx
@@ -75,7 +75,7 @@
           <w:szCs w:val="19"/>
           <w:rFonts w:ascii="Cambria" w:cs="Cambria" w:eastAsia="Cambria" w:hAnsi="Cambria"/>
         </w:rPr>
-        <w:t xml:space="preserve">August 10, 2026</w:t>
+        <w:t xml:space="preserve">August 11, 2026</w:t>
       </w:r>
     </w:p>
     <w:tbl>
@@ -1423,7 +1423,7 @@
         <w:szCs w:val="14"/>
         <w:rFonts w:ascii="Cambria" w:cs="Cambria" w:eastAsia="Cambria" w:hAnsi="Cambria"/>
       </w:rPr>
-      <w:t xml:space="preserve">Generated August 10, 2026  |  California Community Colleges  |  CPL Initiative</w:t>
+      <w:t xml:space="preserve">Generated August 11, 2026  |  California Community Colleges  |  CPL Initiative</w:t>
     </w:r>
     <w:r>
       <w:rPr>

--- a/reports/projects/3.1.1_Report.docx
+++ b/reports/projects/3.1.1_Report.docx
@@ -75,7 +75,7 @@
           <w:szCs w:val="19"/>
           <w:rFonts w:ascii="Cambria" w:cs="Cambria" w:eastAsia="Cambria" w:hAnsi="Cambria"/>
         </w:rPr>
-        <w:t xml:space="preserve">August 11, 2026</w:t>
+        <w:t xml:space="preserve">August 12, 2026</w:t>
       </w:r>
     </w:p>
     <w:tbl>
@@ -1423,7 +1423,7 @@
         <w:szCs w:val="14"/>
         <w:rFonts w:ascii="Cambria" w:cs="Cambria" w:eastAsia="Cambria" w:hAnsi="Cambria"/>
       </w:rPr>
-      <w:t xml:space="preserve">Generated August 11, 2026  |  California Community Colleges  |  CPL Initiative</w:t>
+      <w:t xml:space="preserve">Generated August 12, 2026  |  California Community Colleges  |  CPL Initiative</w:t>
     </w:r>
     <w:r>
       <w:rPr>

--- a/reports/projects/3.1.1_Report.docx
+++ b/reports/projects/3.1.1_Report.docx
@@ -75,7 +75,7 @@
           <w:szCs w:val="19"/>
           <w:rFonts w:ascii="Cambria" w:cs="Cambria" w:eastAsia="Cambria" w:hAnsi="Cambria"/>
         </w:rPr>
-        <w:t xml:space="preserve">August 12, 2026</w:t>
+        <w:t xml:space="preserve">August 13, 2026</w:t>
       </w:r>
     </w:p>
     <w:tbl>
@@ -1423,7 +1423,7 @@
         <w:szCs w:val="14"/>
         <w:rFonts w:ascii="Cambria" w:cs="Cambria" w:eastAsia="Cambria" w:hAnsi="Cambria"/>
       </w:rPr>
-      <w:t xml:space="preserve">Generated August 12, 2026  |  California Community Colleges  |  CPL Initiative</w:t>
+      <w:t xml:space="preserve">Generated August 13, 2026  |  California Community Colleges  |  CPL Initiative</w:t>
     </w:r>
     <w:r>
       <w:rPr>

--- a/reports/projects/3.1.1_Report.docx
+++ b/reports/projects/3.1.1_Report.docx
@@ -75,7 +75,7 @@
           <w:szCs w:val="19"/>
           <w:rFonts w:ascii="Cambria" w:cs="Cambria" w:eastAsia="Cambria" w:hAnsi="Cambria"/>
         </w:rPr>
-        <w:t xml:space="preserve">August 13, 2026</w:t>
+        <w:t xml:space="preserve">August 14, 2026</w:t>
       </w:r>
     </w:p>
     <w:tbl>
@@ -1423,7 +1423,7 @@
         <w:szCs w:val="14"/>
         <w:rFonts w:ascii="Cambria" w:cs="Cambria" w:eastAsia="Cambria" w:hAnsi="Cambria"/>
       </w:rPr>
-      <w:t xml:space="preserve">Generated August 13, 2026  |  California Community Colleges  |  CPL Initiative</w:t>
+      <w:t xml:space="preserve">Generated August 14, 2026  |  California Community Colleges  |  CPL Initiative</w:t>
     </w:r>
     <w:r>
       <w:rPr>

--- a/reports/projects/3.1.1_Report.docx
+++ b/reports/projects/3.1.1_Report.docx
@@ -75,7 +75,7 @@
           <w:szCs w:val="19"/>
           <w:rFonts w:ascii="Cambria" w:cs="Cambria" w:eastAsia="Cambria" w:hAnsi="Cambria"/>
         </w:rPr>
-        <w:t xml:space="preserve">August 14, 2026</w:t>
+        <w:t xml:space="preserve">August 15, 2026</w:t>
       </w:r>
     </w:p>
     <w:tbl>
@@ -1423,7 +1423,7 @@
         <w:szCs w:val="14"/>
         <w:rFonts w:ascii="Cambria" w:cs="Cambria" w:eastAsia="Cambria" w:hAnsi="Cambria"/>
       </w:rPr>
-      <w:t xml:space="preserve">Generated August 14, 2026  |  California Community Colleges  |  CPL Initiative</w:t>
+      <w:t xml:space="preserve">Generated August 15, 2026  |  California Community Colleges  |  CPL Initiative</w:t>
     </w:r>
     <w:r>
       <w:rPr>

--- a/reports/projects/3.1.1_Report.docx
+++ b/reports/projects/3.1.1_Report.docx
@@ -75,7 +75,7 @@
           <w:szCs w:val="19"/>
           <w:rFonts w:ascii="Cambria" w:cs="Cambria" w:eastAsia="Cambria" w:hAnsi="Cambria"/>
         </w:rPr>
-        <w:t xml:space="preserve">August 15, 2026</w:t>
+        <w:t xml:space="preserve">August 16, 2026</w:t>
       </w:r>
     </w:p>
     <w:tbl>
@@ -1423,7 +1423,7 @@
         <w:szCs w:val="14"/>
         <w:rFonts w:ascii="Cambria" w:cs="Cambria" w:eastAsia="Cambria" w:hAnsi="Cambria"/>
       </w:rPr>
-      <w:t xml:space="preserve">Generated August 15, 2026  |  California Community Colleges  |  CPL Initiative</w:t>
+      <w:t xml:space="preserve">Generated August 16, 2026  |  California Community Colleges  |  CPL Initiative</w:t>
     </w:r>
     <w:r>
       <w:rPr>

--- a/reports/projects/3.1.1_Report.docx
+++ b/reports/projects/3.1.1_Report.docx
@@ -75,7 +75,7 @@
           <w:szCs w:val="19"/>
           <w:rFonts w:ascii="Cambria" w:cs="Cambria" w:eastAsia="Cambria" w:hAnsi="Cambria"/>
         </w:rPr>
-        <w:t xml:space="preserve">August 16, 2026</w:t>
+        <w:t xml:space="preserve">August 17, 2026</w:t>
       </w:r>
     </w:p>
     <w:tbl>
@@ -1423,7 +1423,7 @@
         <w:szCs w:val="14"/>
         <w:rFonts w:ascii="Cambria" w:cs="Cambria" w:eastAsia="Cambria" w:hAnsi="Cambria"/>
       </w:rPr>
-      <w:t xml:space="preserve">Generated August 16, 2026  |  California Community Colleges  |  CPL Initiative</w:t>
+      <w:t xml:space="preserve">Generated August 17, 2026  |  California Community Colleges  |  CPL Initiative</w:t>
     </w:r>
     <w:r>
       <w:rPr>

--- a/reports/projects/3.1.1_Report.docx
+++ b/reports/projects/3.1.1_Report.docx
@@ -75,7 +75,7 @@
           <w:szCs w:val="19"/>
           <w:rFonts w:ascii="Cambria" w:cs="Cambria" w:eastAsia="Cambria" w:hAnsi="Cambria"/>
         </w:rPr>
-        <w:t xml:space="preserve">August 17, 2026</w:t>
+        <w:t xml:space="preserve">August 18, 2026</w:t>
       </w:r>
     </w:p>
     <w:tbl>
@@ -1423,7 +1423,7 @@
         <w:szCs w:val="14"/>
         <w:rFonts w:ascii="Cambria" w:cs="Cambria" w:eastAsia="Cambria" w:hAnsi="Cambria"/>
       </w:rPr>
-      <w:t xml:space="preserve">Generated August 17, 2026  |  California Community Colleges  |  CPL Initiative</w:t>
+      <w:t xml:space="preserve">Generated August 18, 2026  |  California Community Colleges  |  CPL Initiative</w:t>
     </w:r>
     <w:r>
       <w:rPr>

--- a/reports/projects/3.1.1_Report.docx
+++ b/reports/projects/3.1.1_Report.docx
@@ -75,7 +75,7 @@
           <w:szCs w:val="19"/>
           <w:rFonts w:ascii="Cambria" w:cs="Cambria" w:eastAsia="Cambria" w:hAnsi="Cambria"/>
         </w:rPr>
-        <w:t xml:space="preserve">August 18, 2026</w:t>
+        <w:t xml:space="preserve">August 19, 2026</w:t>
       </w:r>
     </w:p>
     <w:tbl>
@@ -1423,7 +1423,7 @@
         <w:szCs w:val="14"/>
         <w:rFonts w:ascii="Cambria" w:cs="Cambria" w:eastAsia="Cambria" w:hAnsi="Cambria"/>
       </w:rPr>
-      <w:t xml:space="preserve">Generated August 18, 2026  |  California Community Colleges  |  CPL Initiative</w:t>
+      <w:t xml:space="preserve">Generated August 19, 2026  |  California Community Colleges  |  CPL Initiative</w:t>
     </w:r>
     <w:r>
       <w:rPr>

--- a/reports/projects/3.1.1_Report.docx
+++ b/reports/projects/3.1.1_Report.docx
@@ -75,7 +75,7 @@
           <w:szCs w:val="19"/>
           <w:rFonts w:ascii="Cambria" w:cs="Cambria" w:eastAsia="Cambria" w:hAnsi="Cambria"/>
         </w:rPr>
-        <w:t xml:space="preserve">August 19, 2026</w:t>
+        <w:t xml:space="preserve">August 20, 2026</w:t>
       </w:r>
     </w:p>
     <w:tbl>
@@ -1423,7 +1423,7 @@
         <w:szCs w:val="14"/>
         <w:rFonts w:ascii="Cambria" w:cs="Cambria" w:eastAsia="Cambria" w:hAnsi="Cambria"/>
       </w:rPr>
-      <w:t xml:space="preserve">Generated August 19, 2026  |  California Community Colleges  |  CPL Initiative</w:t>
+      <w:t xml:space="preserve">Generated August 20, 2026  |  California Community Colleges  |  CPL Initiative</w:t>
     </w:r>
     <w:r>
       <w:rPr>

--- a/reports/projects/3.1.1_Report.docx
+++ b/reports/projects/3.1.1_Report.docx
@@ -75,7 +75,7 @@
           <w:szCs w:val="19"/>
           <w:rFonts w:ascii="Cambria" w:cs="Cambria" w:eastAsia="Cambria" w:hAnsi="Cambria"/>
         </w:rPr>
-        <w:t xml:space="preserve">August 20, 2026</w:t>
+        <w:t xml:space="preserve">August 21, 2026</w:t>
       </w:r>
     </w:p>
     <w:tbl>
@@ -1423,7 +1423,7 @@
         <w:szCs w:val="14"/>
         <w:rFonts w:ascii="Cambria" w:cs="Cambria" w:eastAsia="Cambria" w:hAnsi="Cambria"/>
       </w:rPr>
-      <w:t xml:space="preserve">Generated August 20, 2026  |  California Community Colleges  |  CPL Initiative</w:t>
+      <w:t xml:space="preserve">Generated August 21, 2026  |  California Community Colleges  |  CPL Initiative</w:t>
     </w:r>
     <w:r>
       <w:rPr>

--- a/reports/projects/3.1.1_Report.docx
+++ b/reports/projects/3.1.1_Report.docx
@@ -75,7 +75,7 @@
           <w:szCs w:val="19"/>
           <w:rFonts w:ascii="Cambria" w:cs="Cambria" w:eastAsia="Cambria" w:hAnsi="Cambria"/>
         </w:rPr>
-        <w:t xml:space="preserve">August 21, 2026</w:t>
+        <w:t xml:space="preserve">August 22, 2026</w:t>
       </w:r>
     </w:p>
     <w:tbl>
@@ -1423,7 +1423,7 @@
         <w:szCs w:val="14"/>
         <w:rFonts w:ascii="Cambria" w:cs="Cambria" w:eastAsia="Cambria" w:hAnsi="Cambria"/>
       </w:rPr>
-      <w:t xml:space="preserve">Generated August 21, 2026  |  California Community Colleges  |  CPL Initiative</w:t>
+      <w:t xml:space="preserve">Generated August 22, 2026  |  California Community Colleges  |  CPL Initiative</w:t>
     </w:r>
     <w:r>
       <w:rPr>

--- a/reports/projects/3.1.1_Report.docx
+++ b/reports/projects/3.1.1_Report.docx
@@ -75,7 +75,7 @@
           <w:szCs w:val="19"/>
           <w:rFonts w:ascii="Cambria" w:cs="Cambria" w:eastAsia="Cambria" w:hAnsi="Cambria"/>
         </w:rPr>
-        <w:t xml:space="preserve">August 22, 2026</w:t>
+        <w:t xml:space="preserve">August 23, 2026</w:t>
       </w:r>
     </w:p>
     <w:tbl>
@@ -1423,7 +1423,7 @@
         <w:szCs w:val="14"/>
         <w:rFonts w:ascii="Cambria" w:cs="Cambria" w:eastAsia="Cambria" w:hAnsi="Cambria"/>
       </w:rPr>
-      <w:t xml:space="preserve">Generated August 22, 2026  |  California Community Colleges  |  CPL Initiative</w:t>
+      <w:t xml:space="preserve">Generated August 23, 2026  |  California Community Colleges  |  CPL Initiative</w:t>
     </w:r>
     <w:r>
       <w:rPr>

--- a/reports/projects/3.1.1_Report.docx
+++ b/reports/projects/3.1.1_Report.docx
@@ -75,7 +75,7 @@
           <w:szCs w:val="19"/>
           <w:rFonts w:ascii="Cambria" w:cs="Cambria" w:eastAsia="Cambria" w:hAnsi="Cambria"/>
         </w:rPr>
-        <w:t xml:space="preserve">August 23, 2026</w:t>
+        <w:t xml:space="preserve">August 24, 2026</w:t>
       </w:r>
     </w:p>
     <w:tbl>
@@ -1423,7 +1423,7 @@
         <w:szCs w:val="14"/>
         <w:rFonts w:ascii="Cambria" w:cs="Cambria" w:eastAsia="Cambria" w:hAnsi="Cambria"/>
       </w:rPr>
-      <w:t xml:space="preserve">Generated August 23, 2026  |  California Community Colleges  |  CPL Initiative</w:t>
+      <w:t xml:space="preserve">Generated August 24, 2026  |  California Community Colleges  |  CPL Initiative</w:t>
     </w:r>
     <w:r>
       <w:rPr>

--- a/reports/projects/3.1.1_Report.docx
+++ b/reports/projects/3.1.1_Report.docx
@@ -75,7 +75,7 @@
           <w:szCs w:val="19"/>
           <w:rFonts w:ascii="Cambria" w:cs="Cambria" w:eastAsia="Cambria" w:hAnsi="Cambria"/>
         </w:rPr>
-        <w:t xml:space="preserve">August 24, 2026</w:t>
+        <w:t xml:space="preserve">August 25, 2026</w:t>
       </w:r>
     </w:p>
     <w:tbl>
@@ -1423,7 +1423,7 @@
         <w:szCs w:val="14"/>
         <w:rFonts w:ascii="Cambria" w:cs="Cambria" w:eastAsia="Cambria" w:hAnsi="Cambria"/>
       </w:rPr>
-      <w:t xml:space="preserve">Generated August 24, 2026  |  California Community Colleges  |  CPL Initiative</w:t>
+      <w:t xml:space="preserve">Generated August 25, 2026  |  California Community Colleges  |  CPL Initiative</w:t>
     </w:r>
     <w:r>
       <w:rPr>

--- a/reports/projects/3.1.1_Report.docx
+++ b/reports/projects/3.1.1_Report.docx
@@ -75,7 +75,7 @@
           <w:szCs w:val="19"/>
           <w:rFonts w:ascii="Cambria" w:cs="Cambria" w:eastAsia="Cambria" w:hAnsi="Cambria"/>
         </w:rPr>
-        <w:t xml:space="preserve">August 25, 2026</w:t>
+        <w:t xml:space="preserve">August 26, 2026</w:t>
       </w:r>
     </w:p>
     <w:tbl>
@@ -1423,7 +1423,7 @@
         <w:szCs w:val="14"/>
         <w:rFonts w:ascii="Cambria" w:cs="Cambria" w:eastAsia="Cambria" w:hAnsi="Cambria"/>
       </w:rPr>
-      <w:t xml:space="preserve">Generated August 25, 2026  |  California Community Colleges  |  CPL Initiative</w:t>
+      <w:t xml:space="preserve">Generated August 26, 2026  |  California Community Colleges  |  CPL Initiative</w:t>
     </w:r>
     <w:r>
       <w:rPr>

--- a/reports/projects/3.1.1_Report.docx
+++ b/reports/projects/3.1.1_Report.docx
@@ -75,7 +75,7 @@
           <w:szCs w:val="19"/>
           <w:rFonts w:ascii="Cambria" w:cs="Cambria" w:eastAsia="Cambria" w:hAnsi="Cambria"/>
         </w:rPr>
-        <w:t xml:space="preserve">August 26, 2026</w:t>
+        <w:t xml:space="preserve">August 27, 2026</w:t>
       </w:r>
     </w:p>
     <w:tbl>
@@ -1423,7 +1423,7 @@
         <w:szCs w:val="14"/>
         <w:rFonts w:ascii="Cambria" w:cs="Cambria" w:eastAsia="Cambria" w:hAnsi="Cambria"/>
       </w:rPr>
-      <w:t xml:space="preserve">Generated August 26, 2026  |  California Community Colleges  |  CPL Initiative</w:t>
+      <w:t xml:space="preserve">Generated August 27, 2026  |  California Community Colleges  |  CPL Initiative</w:t>
     </w:r>
     <w:r>
       <w:rPr>

--- a/reports/projects/3.1.1_Report.docx
+++ b/reports/projects/3.1.1_Report.docx
@@ -75,7 +75,7 @@
           <w:szCs w:val="19"/>
           <w:rFonts w:ascii="Cambria" w:cs="Cambria" w:eastAsia="Cambria" w:hAnsi="Cambria"/>
         </w:rPr>
-        <w:t xml:space="preserve">August 27, 2026</w:t>
+        <w:t xml:space="preserve">August 28, 2026</w:t>
       </w:r>
     </w:p>
     <w:tbl>
@@ -1423,7 +1423,7 @@
         <w:szCs w:val="14"/>
         <w:rFonts w:ascii="Cambria" w:cs="Cambria" w:eastAsia="Cambria" w:hAnsi="Cambria"/>
       </w:rPr>
-      <w:t xml:space="preserve">Generated August 27, 2026  |  California Community Colleges  |  CPL Initiative</w:t>
+      <w:t xml:space="preserve">Generated August 28, 2026  |  California Community Colleges  |  CPL Initiative</w:t>
     </w:r>
     <w:r>
       <w:rPr>

--- a/reports/projects/3.1.1_Report.docx
+++ b/reports/projects/3.1.1_Report.docx
@@ -75,7 +75,7 @@
           <w:szCs w:val="19"/>
           <w:rFonts w:ascii="Cambria" w:cs="Cambria" w:eastAsia="Cambria" w:hAnsi="Cambria"/>
         </w:rPr>
-        <w:t xml:space="preserve">August 28, 2026</w:t>
+        <w:t xml:space="preserve">August 29, 2026</w:t>
       </w:r>
     </w:p>
     <w:tbl>
@@ -1423,7 +1423,7 @@
         <w:szCs w:val="14"/>
         <w:rFonts w:ascii="Cambria" w:cs="Cambria" w:eastAsia="Cambria" w:hAnsi="Cambria"/>
       </w:rPr>
-      <w:t xml:space="preserve">Generated August 28, 2026  |  California Community Colleges  |  CPL Initiative</w:t>
+      <w:t xml:space="preserve">Generated August 29, 2026  |  California Community Colleges  |  CPL Initiative</w:t>
     </w:r>
     <w:r>
       <w:rPr>

--- a/reports/projects/3.1.1_Report.docx
+++ b/reports/projects/3.1.1_Report.docx
@@ -75,7 +75,7 @@
           <w:szCs w:val="19"/>
           <w:rFonts w:ascii="Cambria" w:cs="Cambria" w:eastAsia="Cambria" w:hAnsi="Cambria"/>
         </w:rPr>
-        <w:t xml:space="preserve">August 29, 2026</w:t>
+        <w:t xml:space="preserve">August 30, 2026</w:t>
       </w:r>
     </w:p>
     <w:tbl>
@@ -1423,7 +1423,7 @@
         <w:szCs w:val="14"/>
         <w:rFonts w:ascii="Cambria" w:cs="Cambria" w:eastAsia="Cambria" w:hAnsi="Cambria"/>
       </w:rPr>
-      <w:t xml:space="preserve">Generated August 29, 2026  |  California Community Colleges  |  CPL Initiative</w:t>
+      <w:t xml:space="preserve">Generated August 30, 2026  |  California Community Colleges  |  CPL Initiative</w:t>
     </w:r>
     <w:r>
       <w:rPr>

--- a/reports/projects/3.1.1_Report.docx
+++ b/reports/projects/3.1.1_Report.docx
@@ -75,7 +75,7 @@
           <w:szCs w:val="19"/>
           <w:rFonts w:ascii="Cambria" w:cs="Cambria" w:eastAsia="Cambria" w:hAnsi="Cambria"/>
         </w:rPr>
-        <w:t xml:space="preserve">August 30, 2026</w:t>
+        <w:t xml:space="preserve">August 31, 2026</w:t>
       </w:r>
     </w:p>
     <w:tbl>
@@ -1423,7 +1423,7 @@
         <w:szCs w:val="14"/>
         <w:rFonts w:ascii="Cambria" w:cs="Cambria" w:eastAsia="Cambria" w:hAnsi="Cambria"/>
       </w:rPr>
-      <w:t xml:space="preserve">Generated August 30, 2026  |  California Community Colleges  |  CPL Initiative</w:t>
+      <w:t xml:space="preserve">Generated August 31, 2026  |  California Community Colleges  |  CPL Initiative</w:t>
     </w:r>
     <w:r>
       <w:rPr>

--- a/reports/projects/3.1.1_Report.docx
+++ b/reports/projects/3.1.1_Report.docx
@@ -75,7 +75,7 @@
           <w:szCs w:val="19"/>
           <w:rFonts w:ascii="Cambria" w:cs="Cambria" w:eastAsia="Cambria" w:hAnsi="Cambria"/>
         </w:rPr>
-        <w:t xml:space="preserve">August 31, 2026</w:t>
+        <w:t xml:space="preserve">September 1, 2026</w:t>
       </w:r>
     </w:p>
     <w:tbl>
@@ -1423,7 +1423,7 @@
         <w:szCs w:val="14"/>
         <w:rFonts w:ascii="Cambria" w:cs="Cambria" w:eastAsia="Cambria" w:hAnsi="Cambria"/>
       </w:rPr>
-      <w:t xml:space="preserve">Generated August 31, 2026  |  California Community Colleges  |  CPL Initiative</w:t>
+      <w:t xml:space="preserve">Generated September 1, 2026  |  California Community Colleges  |  CPL Initiative</w:t>
     </w:r>
     <w:r>
       <w:rPr>

--- a/reports/projects/3.1.1_Report.docx
+++ b/reports/projects/3.1.1_Report.docx
@@ -75,7 +75,7 @@
           <w:szCs w:val="19"/>
           <w:rFonts w:ascii="Cambria" w:cs="Cambria" w:eastAsia="Cambria" w:hAnsi="Cambria"/>
         </w:rPr>
-        <w:t xml:space="preserve">September 1, 2026</w:t>
+        <w:t xml:space="preserve">September 2, 2026</w:t>
       </w:r>
     </w:p>
     <w:tbl>
@@ -1423,7 +1423,7 @@
         <w:szCs w:val="14"/>
         <w:rFonts w:ascii="Cambria" w:cs="Cambria" w:eastAsia="Cambria" w:hAnsi="Cambria"/>
       </w:rPr>
-      <w:t xml:space="preserve">Generated September 1, 2026  |  California Community Colleges  |  CPL Initiative</w:t>
+      <w:t xml:space="preserve">Generated September 2, 2026  |  California Community Colleges  |  CPL Initiative</w:t>
     </w:r>
     <w:r>
       <w:rPr>

--- a/reports/projects/3.1.1_Report.docx
+++ b/reports/projects/3.1.1_Report.docx
@@ -75,7 +75,7 @@
           <w:szCs w:val="19"/>
           <w:rFonts w:ascii="Cambria" w:cs="Cambria" w:eastAsia="Cambria" w:hAnsi="Cambria"/>
         </w:rPr>
-        <w:t xml:space="preserve">September 2, 2026</w:t>
+        <w:t xml:space="preserve">September 3, 2026</w:t>
       </w:r>
     </w:p>
     <w:tbl>
@@ -1423,7 +1423,7 @@
         <w:szCs w:val="14"/>
         <w:rFonts w:ascii="Cambria" w:cs="Cambria" w:eastAsia="Cambria" w:hAnsi="Cambria"/>
       </w:rPr>
-      <w:t xml:space="preserve">Generated September 2, 2026  |  California Community Colleges  |  CPL Initiative</w:t>
+      <w:t xml:space="preserve">Generated September 3, 2026  |  California Community Colleges  |  CPL Initiative</w:t>
     </w:r>
     <w:r>
       <w:rPr>

--- a/reports/projects/3.1.1_Report.docx
+++ b/reports/projects/3.1.1_Report.docx
@@ -75,7 +75,7 @@
           <w:szCs w:val="19"/>
           <w:rFonts w:ascii="Cambria" w:cs="Cambria" w:eastAsia="Cambria" w:hAnsi="Cambria"/>
         </w:rPr>
-        <w:t xml:space="preserve">September 3, 2026</w:t>
+        <w:t xml:space="preserve">September 4, 2026</w:t>
       </w:r>
     </w:p>
     <w:tbl>
@@ -1423,7 +1423,7 @@
         <w:szCs w:val="14"/>
         <w:rFonts w:ascii="Cambria" w:cs="Cambria" w:eastAsia="Cambria" w:hAnsi="Cambria"/>
       </w:rPr>
-      <w:t xml:space="preserve">Generated September 3, 2026  |  California Community Colleges  |  CPL Initiative</w:t>
+      <w:t xml:space="preserve">Generated September 4, 2026  |  California Community Colleges  |  CPL Initiative</w:t>
     </w:r>
     <w:r>
       <w:rPr>

--- a/reports/projects/3.1.1_Report.docx
+++ b/reports/projects/3.1.1_Report.docx
@@ -75,7 +75,7 @@
           <w:szCs w:val="19"/>
           <w:rFonts w:ascii="Cambria" w:cs="Cambria" w:eastAsia="Cambria" w:hAnsi="Cambria"/>
         </w:rPr>
-        <w:t xml:space="preserve">September 4, 2026</w:t>
+        <w:t xml:space="preserve">September 5, 2026</w:t>
       </w:r>
     </w:p>
     <w:tbl>
@@ -1423,7 +1423,7 @@
         <w:szCs w:val="14"/>
         <w:rFonts w:ascii="Cambria" w:cs="Cambria" w:eastAsia="Cambria" w:hAnsi="Cambria"/>
       </w:rPr>
-      <w:t xml:space="preserve">Generated September 4, 2026  |  California Community Colleges  |  CPL Initiative</w:t>
+      <w:t xml:space="preserve">Generated September 5, 2026  |  California Community Colleges  |  CPL Initiative</w:t>
     </w:r>
     <w:r>
       <w:rPr>

--- a/reports/projects/3.1.1_Report.docx
+++ b/reports/projects/3.1.1_Report.docx
@@ -75,7 +75,7 @@
           <w:szCs w:val="19"/>
           <w:rFonts w:ascii="Cambria" w:cs="Cambria" w:eastAsia="Cambria" w:hAnsi="Cambria"/>
         </w:rPr>
-        <w:t xml:space="preserve">September 5, 2026</w:t>
+        <w:t xml:space="preserve">September 6, 2026</w:t>
       </w:r>
     </w:p>
     <w:tbl>
@@ -1423,7 +1423,7 @@
         <w:szCs w:val="14"/>
         <w:rFonts w:ascii="Cambria" w:cs="Cambria" w:eastAsia="Cambria" w:hAnsi="Cambria"/>
       </w:rPr>
-      <w:t xml:space="preserve">Generated September 5, 2026  |  California Community Colleges  |  CPL Initiative</w:t>
+      <w:t xml:space="preserve">Generated September 6, 2026  |  California Community Colleges  |  CPL Initiative</w:t>
     </w:r>
     <w:r>
       <w:rPr>

--- a/reports/projects/3.1.1_Report.docx
+++ b/reports/projects/3.1.1_Report.docx
@@ -75,7 +75,7 @@
           <w:szCs w:val="19"/>
           <w:rFonts w:ascii="Cambria" w:cs="Cambria" w:eastAsia="Cambria" w:hAnsi="Cambria"/>
         </w:rPr>
-        <w:t xml:space="preserve">September 6, 2026</w:t>
+        <w:t xml:space="preserve">September 7, 2026</w:t>
       </w:r>
     </w:p>
     <w:tbl>
@@ -1423,7 +1423,7 @@
         <w:szCs w:val="14"/>
         <w:rFonts w:ascii="Cambria" w:cs="Cambria" w:eastAsia="Cambria" w:hAnsi="Cambria"/>
       </w:rPr>
-      <w:t xml:space="preserve">Generated September 6, 2026  |  California Community Colleges  |  CPL Initiative</w:t>
+      <w:t xml:space="preserve">Generated September 7, 2026  |  California Community Colleges  |  CPL Initiative</w:t>
     </w:r>
     <w:r>
       <w:rPr>

--- a/reports/projects/3.1.1_Report.docx
+++ b/reports/projects/3.1.1_Report.docx
@@ -75,7 +75,7 @@
           <w:szCs w:val="19"/>
           <w:rFonts w:ascii="Cambria" w:cs="Cambria" w:eastAsia="Cambria" w:hAnsi="Cambria"/>
         </w:rPr>
-        <w:t xml:space="preserve">September 7, 2026</w:t>
+        <w:t xml:space="preserve">September 8, 2026</w:t>
       </w:r>
     </w:p>
     <w:tbl>
@@ -1423,7 +1423,7 @@
         <w:szCs w:val="14"/>
         <w:rFonts w:ascii="Cambria" w:cs="Cambria" w:eastAsia="Cambria" w:hAnsi="Cambria"/>
       </w:rPr>
-      <w:t xml:space="preserve">Generated September 7, 2026  |  California Community Colleges  |  CPL Initiative</w:t>
+      <w:t xml:space="preserve">Generated September 8, 2026  |  California Community Colleges  |  CPL Initiative</w:t>
     </w:r>
     <w:r>
       <w:rPr>

--- a/reports/projects/3.1.1_Report.docx
+++ b/reports/projects/3.1.1_Report.docx
@@ -75,7 +75,7 @@
           <w:szCs w:val="19"/>
           <w:rFonts w:ascii="Cambria" w:cs="Cambria" w:eastAsia="Cambria" w:hAnsi="Cambria"/>
         </w:rPr>
-        <w:t xml:space="preserve">September 8, 2026</w:t>
+        <w:t xml:space="preserve">September 10, 2026</w:t>
       </w:r>
     </w:p>
     <w:tbl>
@@ -1423,7 +1423,7 @@
         <w:szCs w:val="14"/>
         <w:rFonts w:ascii="Cambria" w:cs="Cambria" w:eastAsia="Cambria" w:hAnsi="Cambria"/>
       </w:rPr>
-      <w:t xml:space="preserve">Generated September 8, 2026  |  California Community Colleges  |  CPL Initiative</w:t>
+      <w:t xml:space="preserve">Generated September 10, 2026  |  California Community Colleges  |  CPL Initiative</w:t>
     </w:r>
     <w:r>
       <w:rPr>

--- a/reports/projects/3.1.1_Report.docx
+++ b/reports/projects/3.1.1_Report.docx
@@ -75,7 +75,7 @@
           <w:szCs w:val="19"/>
           <w:rFonts w:ascii="Cambria" w:cs="Cambria" w:eastAsia="Cambria" w:hAnsi="Cambria"/>
         </w:rPr>
-        <w:t xml:space="preserve">September 10, 2026</w:t>
+        <w:t xml:space="preserve">September 11, 2026</w:t>
       </w:r>
     </w:p>
     <w:tbl>
@@ -1423,7 +1423,7 @@
         <w:szCs w:val="14"/>
         <w:rFonts w:ascii="Cambria" w:cs="Cambria" w:eastAsia="Cambria" w:hAnsi="Cambria"/>
       </w:rPr>
-      <w:t xml:space="preserve">Generated September 10, 2026  |  California Community Colleges  |  CPL Initiative</w:t>
+      <w:t xml:space="preserve">Generated September 11, 2026  |  California Community Colleges  |  CPL Initiative</w:t>
     </w:r>
     <w:r>
       <w:rPr>

--- a/reports/projects/3.1.1_Report.docx
+++ b/reports/projects/3.1.1_Report.docx
@@ -75,7 +75,7 @@
           <w:szCs w:val="19"/>
           <w:rFonts w:ascii="Cambria" w:cs="Cambria" w:eastAsia="Cambria" w:hAnsi="Cambria"/>
         </w:rPr>
-        <w:t xml:space="preserve">September 11, 2026</w:t>
+        <w:t xml:space="preserve">September 12, 2026</w:t>
       </w:r>
     </w:p>
     <w:tbl>
@@ -1423,7 +1423,7 @@
         <w:szCs w:val="14"/>
         <w:rFonts w:ascii="Cambria" w:cs="Cambria" w:eastAsia="Cambria" w:hAnsi="Cambria"/>
       </w:rPr>
-      <w:t xml:space="preserve">Generated September 11, 2026  |  California Community Colleges  |  CPL Initiative</w:t>
+      <w:t xml:space="preserve">Generated September 12, 2026  |  California Community Colleges  |  CPL Initiative</w:t>
     </w:r>
     <w:r>
       <w:rPr>
